--- a/docs/PROYECTO_DE_DESARROLLO_DE_SOFTWARE_PLATAFORMA_WEB_INTERACTIVA_DE_GAMIFICACIO_N_EN_INGLE_S_PARA_EL_ENGLISH_DAY__SENA_ADSO_.docx
+++ b/docs/PROYECTO_DE_DESARROLLO_DE_SOFTWARE_PLATAFORMA_WEB_INTERACTIVA_DE_GAMIFICACIO_N_EN_INGLE_S_PARA_EL_ENGLISH_DAY__SENA_ADSO_.docx
@@ -1,6 +1,6 @@
 
 <file path=word/document.xml><?xml version="1.0" encoding="utf-8"?>
-<w:document xmlns:wpc="http://schemas.microsoft.com/office/word/2010/wordprocessingCanvas" xmlns:cx="http://schemas.microsoft.com/office/drawing/2014/chartex" xmlns:cx1="http://schemas.microsoft.com/office/drawing/2015/9/8/chartex" xmlns:cx2="http://schemas.microsoft.com/office/drawing/2015/10/21/chartex" xmlns:cx3="http://schemas.microsoft.com/office/drawing/2016/5/9/chartex" xmlns:cx4="http://schemas.microsoft.com/office/drawing/2016/5/10/chartex" xmlns:cx5="http://schemas.microsoft.com/office/drawing/2016/5/11/chartex" xmlns:cx6="http://schemas.microsoft.com/office/drawing/2016/5/12/chartex" xmlns:cx7="http://schemas.microsoft.com/office/drawing/2016/5/13/chartex" xmlns:cx8="http://schemas.microsoft.com/office/drawing/2016/5/14/chartex" xmlns:mc="http://schemas.openxmlformats.org/markup-compatibility/2006" xmlns:m="http://schemas.openxmlformats.org/officeDocument/2006/math" xmlns:aink="http://schemas.microsoft.com/office/drawing/2016/ink" xmlns:am3d="http://schemas.microsoft.com/office/drawing/2017/model3d" xmlns:oel="http://schemas.microsoft.com/office/2019/extlst" xmlns:r="http://schemas.openxmlformats.org/officeDocument/2006/relationships" xmlns:wp14="http://schemas.microsoft.com/office/word/2010/wordprocessingDrawing" xmlns:wp="http://schemas.openxmlformats.org/drawingml/2006/wordprocessingDrawing" xmlns:wpg="http://schemas.microsoft.com/office/word/2010/wordprocessingGroup" xmlns:wpi="http://schemas.microsoft.com/office/word/2010/wordprocessingInk" xmlns:wps="http://schemas.microsoft.com/office/word/2010/wordprocessingShape" xmlns:o="urn:schemas-microsoft-com:office:office" xmlns:v="urn:schemas-microsoft-com:vml" xmlns:w10="urn:schemas-microsoft-com:office:word" xmlns:w="http://schemas.openxmlformats.org/wordprocessingml/2006/main" xmlns:w14="http://schemas.microsoft.com/office/word/2010/wordml" xmlns:w15="http://schemas.microsoft.com/office/word/2012/wordml" xmlns:w16cex="http://schemas.microsoft.com/office/word/2018/wordml/cex" xmlns:w16cid="http://schemas.microsoft.com/office/word/2016/wordml/cid" xmlns:w16="http://schemas.microsoft.com/office/word/2018/wordml" xmlns:w16sdtdh="http://schemas.microsoft.com/office/word/2020/wordml/sdtdatahash" xmlns:w16sdtfl="http://schemas.microsoft.com/office/word/2024/wordml/sdtformatlock" xmlns:w16se="http://schemas.microsoft.com/office/word/2015/wordml/symex" xmlns:w16du="http://schemas.microsoft.com/office/word/2023/wordml/word16du" xmlns:wne="http://schemas.microsoft.com/office/word/2006/wordml" mc:Ignorable="w14 w15 w16se w16cid w16 w16cex w16sdtdh w16sdtfl w16du wp14">
+<w:document xmlns:wpc="http://schemas.microsoft.com/office/word/2010/wordprocessingCanvas" xmlns:cx="http://schemas.microsoft.com/office/drawing/2014/chartex" xmlns:cx1="http://schemas.microsoft.com/office/drawing/2015/9/8/chartex" xmlns:cx2="http://schemas.microsoft.com/office/drawing/2015/10/21/chartex" xmlns:cx3="http://schemas.microsoft.com/office/drawing/2016/5/9/chartex" xmlns:cx4="http://schemas.microsoft.com/office/drawing/2016/5/10/chartex" xmlns:cx5="http://schemas.microsoft.com/office/drawing/2016/5/11/chartex" xmlns:cx6="http://schemas.microsoft.com/office/drawing/2016/5/12/chartex" xmlns:cx7="http://schemas.microsoft.com/office/drawing/2016/5/13/chartex" xmlns:cx8="http://schemas.microsoft.com/office/drawing/2016/5/14/chartex" xmlns:mc="http://schemas.openxmlformats.org/markup-compatibility/2006" xmlns:aink="http://schemas.microsoft.com/office/drawing/2016/ink" xmlns:am3d="http://schemas.microsoft.com/office/drawing/2017/model3d" xmlns:o="urn:schemas-microsoft-com:office:office" xmlns:r="http://schemas.openxmlformats.org/officeDocument/2006/relationships" xmlns:m="http://schemas.openxmlformats.org/officeDocument/2006/math" xmlns:v="urn:schemas-microsoft-com:vml" xmlns:wp14="http://schemas.microsoft.com/office/word/2010/wordprocessingDrawing" xmlns:wp="http://schemas.openxmlformats.org/drawingml/2006/wordprocessingDrawing" xmlns:w10="urn:schemas-microsoft-com:office:word" xmlns:w="http://schemas.openxmlformats.org/wordprocessingml/2006/main" xmlns:w14="http://schemas.microsoft.com/office/word/2010/wordml" xmlns:w15="http://schemas.microsoft.com/office/word/2012/wordml" xmlns:w16cex="http://schemas.microsoft.com/office/word/2018/wordml/cex" xmlns:w16cid="http://schemas.microsoft.com/office/word/2016/wordml/cid" xmlns:w16="http://schemas.microsoft.com/office/word/2018/wordml" xmlns:w16sdtdh="http://schemas.microsoft.com/office/word/2020/wordml/sdtdatahash" xmlns:w16se="http://schemas.microsoft.com/office/word/2015/wordml/symex" xmlns:wpg="http://schemas.microsoft.com/office/word/2010/wordprocessingGroup" xmlns:wpi="http://schemas.microsoft.com/office/word/2010/wordprocessingInk" xmlns:wne="http://schemas.microsoft.com/office/word/2006/wordml" xmlns:wps="http://schemas.microsoft.com/office/word/2010/wordprocessingShape" mc:Ignorable="w14 w15 w16se w16cid w16 w16cex w16sdtdh wp14">
   <w:body>
     <w:p>
       <w:pPr>
@@ -107,7 +107,6 @@
         <w:rPr>
           <w:lang w:eastAsia="es-MX"/>
         </w:rPr>
-        <w:lastRenderedPageBreak/>
         <w:t>2. JUSTIFICACIÓN Y PLANTEAMIENTO DEL PROYECTO</w:t>
       </w:r>
     </w:p>
@@ -121,6 +120,7 @@
         <w:rPr>
           <w:lang w:eastAsia="es-MX"/>
         </w:rPr>
+        <w:lastRenderedPageBreak/>
         <w:t>El aprendizaje de un segundo idioma dentro del entorno técnico requiere herramientas pedagógicas que fomenten la participación activa, reduzcan la barrera de ansiedad en la producción oral y escrita, y ofrezcan retroalimentación inmediata. Las dinámicas tradicionales de evaluación suelen ser pasivas; por ello, la creación de una plataforma web de gamificación en tiempo real justifica su desarrollo bajo tres pilares fundamentales:</w:t>
       </w:r>
     </w:p>
@@ -207,9 +207,7 @@
         <w:rPr>
           <w:lang w:eastAsia="es-MX"/>
         </w:rPr>
-        <w:t xml:space="preserve">Incorporación de la Dinámica de Retroalimentación Activa (Ruleta): Con el objetivo de evitar que la evaluación se limite a la selección pasiva de opciones en pantalla, el sistema integra un componente de ludificación social mediante una ruleta aleatoria al cierre de cada pregunta. Esta funcionalidad promueve la participación equitativa </w:t>
-        <w:lastRenderedPageBreak/>
-        <w:t>de todos los asistentes, incentivando la expresión oral en inglés (Speaking) al requerir que el aprendiz seleccionado justifique de manera espontánea su respuesta frente al grupo.</w:t>
+        <w:t>Incorporación de la Dinámica de Retroalimentación Activa (Ruleta): Con el objetivo de evitar que la evaluación se limite a la selección pasiva de opciones en pantalla, el sistema integra un componente de ludificación social mediante una ruleta aleatoria al cierre de cada pregunta. Esta funcionalidad promueve la participación equitativa de todos los asistentes, incentivando la expresión oral en inglés (Speaking) al requerir que el aprendiz seleccionado justifique de manera espontánea su respuesta frente al grupo.</w:t>
       </w:r>
     </w:p>
     <w:p>
@@ -230,6 +228,7 @@
         <w:rPr>
           <w:lang w:eastAsia="es-MX"/>
         </w:rPr>
+        <w:lastRenderedPageBreak/>
         <w:t>3. ESTRUCTURA DE SUBEQUIPOS Y HOJAS DE RUTA (ROADMAPS)</w:t>
       </w:r>
     </w:p>
@@ -267,10 +266,10 @@
       </w:tblPr>
       <w:tblGrid>
         <w:gridCol w:w="1424"/>
-        <w:gridCol w:w="1135"/>
-        <w:gridCol w:w="1419"/>
-        <w:gridCol w:w="2159"/>
-        <w:gridCol w:w="2685"/>
+        <w:gridCol w:w="1142"/>
+        <w:gridCol w:w="1460"/>
+        <w:gridCol w:w="2148"/>
+        <w:gridCol w:w="2648"/>
       </w:tblGrid>
       <w:tr>
         <w:trPr>
@@ -303,6 +302,8 @@
             </w:pPr>
             <w:r>
               <w:rPr>
+                <w:sz w:val="20"/>
+                <w:szCs w:val="20"/>
                 <w:lang w:eastAsia="es-MX"/>
               </w:rPr>
               <w:t>Subequipo / Área</w:t>
@@ -866,9 +867,7 @@
               <w:rPr>
                 <w:lang w:eastAsia="es-MX"/>
               </w:rPr>
-              <w:t>3. UI/UX y Framewo</w:t>
-              <w:lastRenderedPageBreak/>
-              <w:t>rks Visuales</w:t>
+              <w:t>3. UI/UX y Frameworks Visuales</w:t>
             </w:r>
           </w:p>
         </w:tc>
@@ -900,7 +899,6 @@
               <w:rPr>
                 <w:lang w:eastAsia="es-MX"/>
               </w:rPr>
-              <w:lastRenderedPageBreak/>
               <w:t>[Nombre del Líder]</w:t>
             </w:r>
           </w:p>
@@ -946,7 +944,6 @@
               <w:rPr>
                 <w:lang w:eastAsia="es-MX"/>
               </w:rPr>
-              <w:lastRenderedPageBreak/>
               <w:br/>
             </w:r>
           </w:p>
@@ -999,10 +996,7 @@
               <w:rPr>
                 <w:lang w:eastAsia="es-MX"/>
               </w:rPr>
-              <w:lastRenderedPageBreak/>
-              <w:t xml:space="preserve">Figma (Prototipado), Tailwind CSS / </w:t>
-              <w:lastRenderedPageBreak/>
-              <w:t>Bootstrap, Diseño Mobile-First, Gamificación y microinteracciones.</w:t>
+              <w:t>Figma (Prototipado), Tailwind CSS / Bootstrap, Diseño Mobile-First, Gamificación y microinteracciones.</w:t>
             </w:r>
           </w:p>
         </w:tc>
@@ -1034,10 +1028,7 @@
               <w:rPr>
                 <w:lang w:eastAsia="es-MX"/>
               </w:rPr>
-              <w:lastRenderedPageBreak/>
-              <w:t xml:space="preserve">Wireframes/diseños en Figma, hoja de estilos, componentes </w:t>
-              <w:lastRenderedPageBreak/>
-              <w:t>maquetados y animación visual de la ruleta.</w:t>
+              <w:t>Wireframes/diseños en Figma, hoja de estilos, componentes maquetados y animación visual de la ruleta.</w:t>
             </w:r>
           </w:p>
         </w:tc>
@@ -1460,6 +1451,11 @@
           <w:lang w:eastAsia="es-MX"/>
         </w:rPr>
         <w:br w:type="column"/>
+      </w:r>
+      <w:r>
+        <w:rPr>
+          <w:lang w:eastAsia="es-MX"/>
+        </w:rPr>
         <w:lastRenderedPageBreak/>
         <w:t>4. ESPECIFICACIÓN DE REQUERIMIENTOS DEL SISTEMA</w:t>
       </w:r>
@@ -1492,10 +1488,10 @@
         <w:tblLook w:val="04A0" w:firstRow="1" w:lastRow="0" w:firstColumn="1" w:lastColumn="0" w:noHBand="0" w:noVBand="1"/>
       </w:tblPr>
       <w:tblGrid>
-        <w:gridCol w:w="1082"/>
-        <w:gridCol w:w="2144"/>
-        <w:gridCol w:w="3745"/>
-        <w:gridCol w:w="1851"/>
+        <w:gridCol w:w="1034"/>
+        <w:gridCol w:w="2072"/>
+        <w:gridCol w:w="3960"/>
+        <w:gridCol w:w="1756"/>
       </w:tblGrid>
       <w:tr>
         <w:trPr>
@@ -1993,7 +1989,7 @@
               <w:rPr>
                 <w:lang w:eastAsia="es-MX"/>
               </w:rPr>
-              <w:t xml:space="preserve">Botones táctiles de tamaño mínimo de 48x48 px, paleta de colores de alto contraste, tipografía legible a distancia y retroalimentación auditiva/visual instantánea (verde/rojo).</w:t>
+              <w:t>Botones táctiles de tamaño mínimo de 48x48 px, paleta de colores de alto contraste, tipografía legible a distancia y retroalimentación auditiva/visual instantánea (verde/rojo).</w:t>
             </w:r>
           </w:p>
         </w:tc>
@@ -2593,7 +2589,7 @@
           <w:rStyle w:val="nfasissutil"/>
           <w:lang w:eastAsia="es-MX"/>
         </w:rPr>
-        <w:t xml:space="preserve">Anexo: Documentos Operativos de Desarrollo</w:t>
+        <w:t>Anexo: Documentos Operativos de Desarrollo</w:t>
       </w:r>
     </w:p>
     <w:p>
@@ -2606,7 +2602,13 @@
         <w:rPr>
           <w:lang w:eastAsia="es-MX"/>
         </w:rPr>
-        <w:t xml:space="preserve">Este proyecto se complementa con un paquete de documentos operativos, usados durante el desarrollo asistido por IA, disponibles en la carpeta docs/ del repositorio del proyecto:</w:t>
+        <w:t xml:space="preserve">Este proyecto se complementa con un paquete de documentos operativos, usados durante el desarrollo asistido </w:t>
+      </w:r>
+      <w:r>
+        <w:rPr>
+          <w:lang w:eastAsia="es-MX"/>
+        </w:rPr>
+        <w:t>por IA, disponibles en la carpeta docs/ del repositorio del proyecto:</w:t>
       </w:r>
     </w:p>
     <w:p>
@@ -2626,7 +2628,8 @@
         <w:rPr>
           <w:lang w:eastAsia="es-MX"/>
         </w:rPr>
-        <w:t xml:space="preserve">docs/CONTRATO_DE_INTEGRACION_API_WEBSOCKETS.docx — fija los nombres exactos de rutas REST, campos JSON y eventos WebSocket que todos los subequipos deben respetar.</w:t>
+        <w:lastRenderedPageBreak/>
+        <w:t>docs/CONTRATO_DE_INTEGRACION_API_WEBSOCKETS.docx — fija los nombres exactos de rutas REST, campos JSON y eventos WebSocket que todos los subequipos deben respetar.</w:t>
       </w:r>
     </w:p>
     <w:p>
@@ -2639,7 +2642,13 @@
         <w:rPr>
           <w:lang w:eastAsia="es-MX"/>
         </w:rPr>
-        <w:t xml:space="preserve">docs/BACKLOG_DE_TAREAS_POR_EQUIPO.docx — el desglose ordenado, tarea por tarea, de cada fase de este proyecto para cada subequipo.</w:t>
+        <w:t>docs/BACKLOG_DE_TAREA</w:t>
+      </w:r>
+      <w:r>
+        <w:rPr>
+          <w:lang w:eastAsia="es-MX"/>
+        </w:rPr>
+        <w:t>S_POR_EQUIPO.docx — el desglose ordenado, tarea por tarea, de cada fase de este proyecto para cada subequipo.</w:t>
       </w:r>
     </w:p>
     <w:p>
@@ -2652,7 +2661,7 @@
         <w:rPr>
           <w:lang w:eastAsia="es-MX"/>
         </w:rPr>
-        <w:t xml:space="preserve">docs/PROMPTS_MAESTROS_POR_EQUIPO.docx — el mensaje inicial que cada subequipo usa para trabajar con IA de forma guiada.</w:t>
+        <w:t>docs/PROMPTS_MAESTROS_POR_EQUIPO.docx — el mensaje inicial que cada subequipo usa para trabajar con IA de forma guiada.</w:t>
       </w:r>
     </w:p>
     <w:p>
@@ -2665,7 +2674,7 @@
         <w:rPr>
           <w:lang w:eastAsia="es-MX"/>
         </w:rPr>
-        <w:t xml:space="preserve">docs/GUIA_DE_GIT.docx — convenciones de rama y commit, y el flujo de Pull Request usado para integrar el trabajo de todos los equipos.</w:t>
+        <w:t>docs/GUIA_DE_GIT.docx — convenciones de rama y commit, y el flujo de Pull Request usado para integrar el trabajo de todos los equipos.</w:t>
       </w:r>
     </w:p>
     <w:p>
@@ -2678,7 +2687,13 @@
         <w:rPr>
           <w:lang w:eastAsia="es-MX"/>
         </w:rPr>
-        <w:t xml:space="preserve">docs/GUIA_DE_KICKOFF_Y_COMUNICACION.docx — la agenda de lanzamiento del proyecto y la cadencia de comunicación entre el Líder de Proyecto y los líderes de área.</w:t>
+        <w:t>d</w:t>
+      </w:r>
+      <w:r>
+        <w:rPr>
+          <w:lang w:eastAsia="es-MX"/>
+        </w:rPr>
+        <w:t>ocs/GUIA_DE_KICKOFF_Y_COMUNICACION.docx — la agenda de lanzamiento del proyecto y la cadencia de comunicación entre el Líder de Proyecto y los líderes de área.</w:t>
       </w:r>
     </w:p>
     <w:p>
@@ -2691,7 +2706,13 @@
         <w:rPr>
           <w:lang w:eastAsia="es-MX"/>
         </w:rPr>
-        <w:t xml:space="preserve">docs/BITACORA_DE_DECISIONES_TECNICAS.docx — el registro vivo de decisiones técnicas que no quedaron cubiertas en este documento ni en el Contrato de Integración.</w:t>
+        <w:t>docs/BITACORA_DE_DECISIONES_TECNICAS.docx — el registro vivo de decisiones técnicas que no queda</w:t>
+      </w:r>
+      <w:r>
+        <w:rPr>
+          <w:lang w:eastAsia="es-MX"/>
+        </w:rPr>
+        <w:t>ron cubiertas en este documento ni en el Contrato de Integración.</w:t>
       </w:r>
     </w:p>
     <w:p>
@@ -2711,8 +2732,2994 @@
         <w:rPr>
           <w:lang w:eastAsia="es-MX"/>
         </w:rPr>
-        <w:t xml:space="preserve">El mapa completo de estos documentos, y el orden recomendado de lectura, está en el README.md del repositorio.</w:t>
-      </w:r>
+        <w:t>El mapa completo de estos documentos, y el orden recomendado de lectura, está en el README.md del repositorio.</w:t>
+      </w:r>
+    </w:p>
+    <w:p>
+      <w:pPr>
+        <w:pStyle w:val="Ttulo3"/>
+        <w:pBdr>
+          <w:top w:val="single" w:sz="2" w:space="0" w:color="auto"/>
+          <w:left w:val="single" w:sz="2" w:space="0" w:color="auto"/>
+          <w:bottom w:val="single" w:sz="2" w:space="0" w:color="auto"/>
+          <w:right w:val="single" w:sz="2" w:space="0" w:color="auto"/>
+        </w:pBdr>
+        <w:shd w:val="clear" w:color="auto" w:fill="181818"/>
+        <w:rPr>
+          <w:rFonts w:ascii="Segoe UI" w:hAnsi="Segoe UI" w:cs="Segoe UI"/>
+          <w:color w:val="CCCCCC"/>
+        </w:rPr>
+      </w:pPr>
+      <w:r>
+        <w:rPr>
+          <w:rFonts w:ascii="Segoe UI" w:hAnsi="Segoe UI" w:cs="Segoe UI"/>
+          <w:b/>
+          <w:bCs/>
+          <w:color w:val="CCCCCC"/>
+        </w:rPr>
+        <w:t>Componentes y Requerimientos Implementados</w:t>
+      </w:r>
+    </w:p>
+    <w:tbl>
+      <w:tblPr>
+        <w:tblW w:w="0" w:type="auto"/>
+        <w:tblCellSpacing w:w="15" w:type="dxa"/>
+        <w:tblBorders>
+          <w:top w:val="single" w:sz="2" w:space="0" w:color="auto"/>
+          <w:left w:val="single" w:sz="2" w:space="0" w:color="auto"/>
+          <w:bottom w:val="single" w:sz="2" w:space="0" w:color="auto"/>
+          <w:right w:val="single" w:sz="2" w:space="0" w:color="auto"/>
+        </w:tblBorders>
+        <w:tblCellMar>
+          <w:top w:w="15" w:type="dxa"/>
+          <w:left w:w="15" w:type="dxa"/>
+          <w:bottom w:w="15" w:type="dxa"/>
+          <w:right w:w="15" w:type="dxa"/>
+        </w:tblCellMar>
+        <w:tblLook w:val="04A0" w:firstRow="1" w:lastRow="0" w:firstColumn="1" w:lastColumn="0" w:noHBand="0" w:noVBand="1"/>
+      </w:tblPr>
+      <w:tblGrid>
+        <w:gridCol w:w="2307"/>
+        <w:gridCol w:w="1915"/>
+        <w:gridCol w:w="4610"/>
+      </w:tblGrid>
+      <w:tr>
+        <w:trPr>
+          <w:tblHeader/>
+          <w:tblCellSpacing w:w="15" w:type="dxa"/>
+        </w:trPr>
+        <w:tc>
+          <w:tcPr>
+            <w:tcW w:w="0" w:type="auto"/>
+            <w:tcBorders>
+              <w:top w:val="single" w:sz="2" w:space="0" w:color="auto"/>
+              <w:left w:val="single" w:sz="2" w:space="0" w:color="auto"/>
+              <w:bottom w:val="single" w:sz="6" w:space="0" w:color="auto"/>
+              <w:right w:val="single" w:sz="6" w:space="0" w:color="auto"/>
+            </w:tcBorders>
+            <w:vAlign w:val="center"/>
+            <w:hideMark/>
+          </w:tcPr>
+          <w:p>
+            <w:pPr>
+              <w:rPr>
+                <w:rFonts w:ascii="Times New Roman" w:hAnsi="Times New Roman" w:cs="Times New Roman"/>
+              </w:rPr>
+            </w:pPr>
+            <w:r>
+              <w:t>Módulo / Requerimiento</w:t>
+            </w:r>
+          </w:p>
+        </w:tc>
+        <w:tc>
+          <w:tcPr>
+            <w:tcW w:w="0" w:type="auto"/>
+            <w:tcBorders>
+              <w:top w:val="single" w:sz="2" w:space="0" w:color="auto"/>
+              <w:left w:val="single" w:sz="6" w:space="0" w:color="auto"/>
+              <w:bottom w:val="single" w:sz="6" w:space="0" w:color="auto"/>
+              <w:right w:val="single" w:sz="6" w:space="0" w:color="auto"/>
+            </w:tcBorders>
+            <w:vAlign w:val="center"/>
+            <w:hideMark/>
+          </w:tcPr>
+          <w:p>
+            <w:r>
+              <w:t>Archivo Principal</w:t>
+            </w:r>
+          </w:p>
+        </w:tc>
+        <w:tc>
+          <w:tcPr>
+            <w:tcW w:w="0" w:type="auto"/>
+            <w:tcBorders>
+              <w:top w:val="single" w:sz="2" w:space="0" w:color="auto"/>
+              <w:left w:val="single" w:sz="6" w:space="0" w:color="auto"/>
+              <w:bottom w:val="single" w:sz="6" w:space="0" w:color="auto"/>
+              <w:right w:val="single" w:sz="2" w:space="0" w:color="auto"/>
+            </w:tcBorders>
+            <w:vAlign w:val="center"/>
+            <w:hideMark/>
+          </w:tcPr>
+          <w:p>
+            <w:r>
+              <w:t>Descripción de la Solución</w:t>
+            </w:r>
+          </w:p>
+        </w:tc>
+      </w:tr>
+      <w:tr>
+        <w:trPr>
+          <w:tblCellSpacing w:w="15" w:type="dxa"/>
+        </w:trPr>
+        <w:tc>
+          <w:tcPr>
+            <w:tcW w:w="0" w:type="auto"/>
+            <w:tcBorders>
+              <w:top w:val="single" w:sz="6" w:space="0" w:color="auto"/>
+              <w:left w:val="single" w:sz="2" w:space="0" w:color="auto"/>
+              <w:bottom w:val="single" w:sz="6" w:space="0" w:color="auto"/>
+              <w:right w:val="single" w:sz="6" w:space="0" w:color="auto"/>
+            </w:tcBorders>
+            <w:vAlign w:val="center"/>
+            <w:hideMark/>
+          </w:tcPr>
+          <w:p>
+            <w:r>
+              <w:rPr>
+                <w:rStyle w:val="Textoennegrita"/>
+                <w:bdr w:val="single" w:sz="2" w:space="0" w:color="auto" w:frame="1"/>
+              </w:rPr>
+              <w:t>Estructura y Vistas</w:t>
+            </w:r>
+            <w:r>
+              <w:t> (RF-01, RF-02, RF-03, RNF-01)</w:t>
+            </w:r>
+          </w:p>
+        </w:tc>
+        <w:tc>
+          <w:tcPr>
+            <w:tcW w:w="0" w:type="auto"/>
+            <w:tcBorders>
+              <w:top w:val="single" w:sz="6" w:space="0" w:color="auto"/>
+              <w:left w:val="single" w:sz="6" w:space="0" w:color="auto"/>
+              <w:bottom w:val="single" w:sz="6" w:space="0" w:color="auto"/>
+              <w:right w:val="single" w:sz="6" w:space="0" w:color="auto"/>
+            </w:tcBorders>
+            <w:vAlign w:val="center"/>
+            <w:hideMark/>
+          </w:tcPr>
+          <w:p>
+            <w:pPr>
+              <w:rPr>
+                <w:bdr w:val="single" w:sz="2" w:space="0" w:color="auto" w:frame="1"/>
+              </w:rPr>
+            </w:pPr>
+            <w:r>
+              <w:rPr>
+                <w:noProof/>
+                <w:bdr w:val="single" w:sz="2" w:space="0" w:color="auto" w:frame="1"/>
+              </w:rPr>
+              <mc:AlternateContent>
+                <mc:Choice Requires="wps">
+                  <w:drawing>
+                    <wp:inline distT="0" distB="0" distL="0" distR="0" wp14:anchorId="28BF4792" wp14:editId="4B3CA240">
+                      <wp:extent cx="304800" cy="304800"/>
+                      <wp:effectExtent l="0" t="0" r="0" b="0"/>
+                      <wp:docPr id="11" name="Rectángulo 11"/>
+                      <wp:cNvGraphicFramePr>
+                        <a:graphicFrameLocks xmlns:a="http://schemas.openxmlformats.org/drawingml/2006/main" noChangeAspect="1"/>
+                      </wp:cNvGraphicFramePr>
+                      <a:graphic xmlns:a="http://schemas.openxmlformats.org/drawingml/2006/main">
+                        <a:graphicData uri="http://schemas.microsoft.com/office/word/2010/wordprocessingShape">
+                          <wps:wsp>
+                            <wps:cNvSpPr>
+                              <a:spLocks noChangeAspect="1" noChangeArrowheads="1"/>
+                            </wps:cNvSpPr>
+                            <wps:spPr bwMode="auto">
+                              <a:xfrm>
+                                <a:off x="0" y="0"/>
+                                <a:ext cx="304800" cy="304800"/>
+                              </a:xfrm>
+                              <a:prstGeom prst="rect">
+                                <a:avLst/>
+                              </a:prstGeom>
+                              <a:noFill/>
+                              <a:ln>
+                                <a:noFill/>
+                              </a:ln>
+                              <a:extLst>
+                                <a:ext uri="{909E8E84-426E-40DD-AFC4-6F175D3DCCD1}">
+                                  <a14:hiddenFill xmlns:a14="http://schemas.microsoft.com/office/drawing/2010/main">
+                                    <a:solidFill>
+                                      <a:srgbClr val="FFFFFF"/>
+                                    </a:solidFill>
+                                  </a14:hiddenFill>
+                                </a:ext>
+                                <a:ext uri="{91240B29-F687-4F45-9708-019B960494DF}">
+                                  <a14:hiddenLine xmlns:a14="http://schemas.microsoft.com/office/drawing/2010/main" w="9525">
+                                    <a:solidFill>
+                                      <a:srgbClr val="000000"/>
+                                    </a:solidFill>
+                                    <a:miter lim="800000"/>
+                                    <a:headEnd/>
+                                    <a:tailEnd/>
+                                  </a14:hiddenLine>
+                                </a:ext>
+                              </a:extLst>
+                            </wps:spPr>
+                            <wps:bodyPr rot="0" vert="horz" wrap="square" lIns="91440" tIns="45720" rIns="91440" bIns="45720" anchor="t" anchorCtr="0" upright="1">
+                              <a:noAutofit/>
+                            </wps:bodyPr>
+                          </wps:wsp>
+                        </a:graphicData>
+                      </a:graphic>
+                    </wp:inline>
+                  </w:drawing>
+                </mc:Choice>
+                <mc:Fallback>
+                  <w:pict>
+                    <v:rect w14:anchorId="7C1ED95D" id="Rectángulo 11" o:spid="_x0000_s1026" style="width:24pt;height:24pt;visibility:visible;mso-wrap-style:square;mso-left-percent:-10001;mso-top-percent:-10001;mso-position-horizontal:absolute;mso-position-horizontal-relative:char;mso-position-vertical:absolute;mso-position-vertical-relative:line;mso-left-percent:-10001;mso-top-percent:-10001;v-text-anchor:top" o:gfxdata="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" filled="f" stroked="f">
+                      <o:lock v:ext="edit" aspectratio="t"/>
+                      <w10:anchorlock/>
+                    </v:rect>
+                  </w:pict>
+                </mc:Fallback>
+              </mc:AlternateContent>
+            </w:r>
+          </w:p>
+          <w:p>
+            <w:r>
+              <w:rPr>
+                <w:rStyle w:val="CdigoHTML"/>
+                <w:rFonts w:ascii="Consolas" w:eastAsiaTheme="majorEastAsia" w:hAnsi="Consolas"/>
+                <w:color w:val="D0D0D0"/>
+                <w:sz w:val="22"/>
+                <w:szCs w:val="22"/>
+                <w:bdr w:val="single" w:sz="2" w:space="0" w:color="auto" w:frame="1"/>
+                <w:shd w:val="clear" w:color="auto" w:fill="3C3C3C"/>
+              </w:rPr>
+              <w:t>index.html</w:t>
+            </w:r>
+          </w:p>
+        </w:tc>
+        <w:tc>
+          <w:tcPr>
+            <w:tcW w:w="0" w:type="auto"/>
+            <w:tcBorders>
+              <w:top w:val="single" w:sz="6" w:space="0" w:color="auto"/>
+              <w:left w:val="single" w:sz="6" w:space="0" w:color="auto"/>
+              <w:bottom w:val="single" w:sz="6" w:space="0" w:color="auto"/>
+              <w:right w:val="single" w:sz="2" w:space="0" w:color="auto"/>
+            </w:tcBorders>
+            <w:vAlign w:val="center"/>
+            <w:hideMark/>
+          </w:tcPr>
+          <w:p>
+            <w:r>
+              <w:t>Arquitectura semántica Mobile-</w:t>
+            </w:r>
+            <w:proofErr w:type="spellStart"/>
+            <w:r>
+              <w:t>First</w:t>
+            </w:r>
+            <w:proofErr w:type="spellEnd"/>
+            <w:r>
+              <w:t xml:space="preserve"> (320px–480px) con botón de alternancia a vista </w:t>
+            </w:r>
+            <w:r>
+              <w:rPr>
+                <w:rStyle w:val="nfasis"/>
+                <w:bdr w:val="single" w:sz="2" w:space="0" w:color="auto" w:frame="1"/>
+              </w:rPr>
+              <w:t>Host / Proyector</w:t>
+            </w:r>
+            <w:r>
+              <w:t xml:space="preserve"> para el aula. Incluye </w:t>
+            </w:r>
+            <w:proofErr w:type="spellStart"/>
+            <w:r>
+              <w:t>Login</w:t>
+            </w:r>
+            <w:proofErr w:type="spellEnd"/>
+            <w:r>
+              <w:t xml:space="preserve"> con PIN y selección de avatar, Lobby con aprendices conectados en tiempo real, Escenario de Pregunta, Ruleta, </w:t>
+            </w:r>
+            <w:proofErr w:type="spellStart"/>
+            <w:r>
+              <w:t>Leaderboard</w:t>
+            </w:r>
+            <w:proofErr w:type="spellEnd"/>
+            <w:r>
+              <w:t xml:space="preserve"> y Podio.</w:t>
+            </w:r>
+          </w:p>
+        </w:tc>
+      </w:tr>
+      <w:tr>
+        <w:trPr>
+          <w:tblCellSpacing w:w="15" w:type="dxa"/>
+        </w:trPr>
+        <w:tc>
+          <w:tcPr>
+            <w:tcW w:w="0" w:type="auto"/>
+            <w:tcBorders>
+              <w:top w:val="single" w:sz="6" w:space="0" w:color="auto"/>
+              <w:left w:val="single" w:sz="2" w:space="0" w:color="auto"/>
+              <w:bottom w:val="single" w:sz="6" w:space="0" w:color="auto"/>
+              <w:right w:val="single" w:sz="6" w:space="0" w:color="auto"/>
+            </w:tcBorders>
+            <w:vAlign w:val="center"/>
+            <w:hideMark/>
+          </w:tcPr>
+          <w:p>
+            <w:r>
+              <w:rPr>
+                <w:rStyle w:val="Textoennegrita"/>
+                <w:bdr w:val="single" w:sz="2" w:space="0" w:color="auto" w:frame="1"/>
+              </w:rPr>
+              <w:t>Sistema de Diseño y Gamificación</w:t>
+            </w:r>
+            <w:r>
+              <w:t> (RNF-03)</w:t>
+            </w:r>
+          </w:p>
+        </w:tc>
+        <w:tc>
+          <w:tcPr>
+            <w:tcW w:w="0" w:type="auto"/>
+            <w:tcBorders>
+              <w:top w:val="single" w:sz="6" w:space="0" w:color="auto"/>
+              <w:left w:val="single" w:sz="6" w:space="0" w:color="auto"/>
+              <w:bottom w:val="single" w:sz="6" w:space="0" w:color="auto"/>
+              <w:right w:val="single" w:sz="6" w:space="0" w:color="auto"/>
+            </w:tcBorders>
+            <w:vAlign w:val="center"/>
+            <w:hideMark/>
+          </w:tcPr>
+          <w:p>
+            <w:pPr>
+              <w:rPr>
+                <w:bdr w:val="single" w:sz="2" w:space="0" w:color="auto" w:frame="1"/>
+              </w:rPr>
+            </w:pPr>
+            <w:r>
+              <w:rPr>
+                <w:noProof/>
+                <w:bdr w:val="single" w:sz="2" w:space="0" w:color="auto" w:frame="1"/>
+              </w:rPr>
+              <mc:AlternateContent>
+                <mc:Choice Requires="wps">
+                  <w:drawing>
+                    <wp:inline distT="0" distB="0" distL="0" distR="0" wp14:anchorId="4D298667" wp14:editId="68EC4A00">
+                      <wp:extent cx="304800" cy="304800"/>
+                      <wp:effectExtent l="0" t="0" r="0" b="0"/>
+                      <wp:docPr id="10" name="Rectángulo 10"/>
+                      <wp:cNvGraphicFramePr>
+                        <a:graphicFrameLocks xmlns:a="http://schemas.openxmlformats.org/drawingml/2006/main" noChangeAspect="1"/>
+                      </wp:cNvGraphicFramePr>
+                      <a:graphic xmlns:a="http://schemas.openxmlformats.org/drawingml/2006/main">
+                        <a:graphicData uri="http://schemas.microsoft.com/office/word/2010/wordprocessingShape">
+                          <wps:wsp>
+                            <wps:cNvSpPr>
+                              <a:spLocks noChangeAspect="1" noChangeArrowheads="1"/>
+                            </wps:cNvSpPr>
+                            <wps:spPr bwMode="auto">
+                              <a:xfrm>
+                                <a:off x="0" y="0"/>
+                                <a:ext cx="304800" cy="304800"/>
+                              </a:xfrm>
+                              <a:prstGeom prst="rect">
+                                <a:avLst/>
+                              </a:prstGeom>
+                              <a:noFill/>
+                              <a:ln>
+                                <a:noFill/>
+                              </a:ln>
+                              <a:extLst>
+                                <a:ext uri="{909E8E84-426E-40DD-AFC4-6F175D3DCCD1}">
+                                  <a14:hiddenFill xmlns:a14="http://schemas.microsoft.com/office/drawing/2010/main">
+                                    <a:solidFill>
+                                      <a:srgbClr val="FFFFFF"/>
+                                    </a:solidFill>
+                                  </a14:hiddenFill>
+                                </a:ext>
+                                <a:ext uri="{91240B29-F687-4F45-9708-019B960494DF}">
+                                  <a14:hiddenLine xmlns:a14="http://schemas.microsoft.com/office/drawing/2010/main" w="9525">
+                                    <a:solidFill>
+                                      <a:srgbClr val="000000"/>
+                                    </a:solidFill>
+                                    <a:miter lim="800000"/>
+                                    <a:headEnd/>
+                                    <a:tailEnd/>
+                                  </a14:hiddenLine>
+                                </a:ext>
+                              </a:extLst>
+                            </wps:spPr>
+                            <wps:bodyPr rot="0" vert="horz" wrap="square" lIns="91440" tIns="45720" rIns="91440" bIns="45720" anchor="t" anchorCtr="0" upright="1">
+                              <a:noAutofit/>
+                            </wps:bodyPr>
+                          </wps:wsp>
+                        </a:graphicData>
+                      </a:graphic>
+                    </wp:inline>
+                  </w:drawing>
+                </mc:Choice>
+                <mc:Fallback>
+                  <w:pict>
+                    <v:rect w14:anchorId="75143249" id="Rectángulo 10" o:spid="_x0000_s1026" style="width:24pt;height:24pt;visibility:visible;mso-wrap-style:square;mso-left-percent:-10001;mso-top-percent:-10001;mso-position-horizontal:absolute;mso-position-horizontal-relative:char;mso-position-vertical:absolute;mso-position-vertical-relative:line;mso-left-percent:-10001;mso-top-percent:-10001;v-text-anchor:top" o:gfxdata="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" filled="f" stroked="f">
+                      <o:lock v:ext="edit" aspectratio="t"/>
+                      <w10:anchorlock/>
+                    </v:rect>
+                  </w:pict>
+                </mc:Fallback>
+              </mc:AlternateContent>
+            </w:r>
+          </w:p>
+          <w:p>
+            <w:proofErr w:type="spellStart"/>
+            <w:r>
+              <w:rPr>
+                <w:rStyle w:val="CdigoHTML"/>
+                <w:rFonts w:ascii="Consolas" w:eastAsiaTheme="majorEastAsia" w:hAnsi="Consolas"/>
+                <w:color w:val="D0D0D0"/>
+                <w:sz w:val="22"/>
+                <w:szCs w:val="22"/>
+                <w:bdr w:val="single" w:sz="2" w:space="0" w:color="auto" w:frame="1"/>
+                <w:shd w:val="clear" w:color="auto" w:fill="3C3C3C"/>
+              </w:rPr>
+              <w:t>css</w:t>
+            </w:r>
+            <w:proofErr w:type="spellEnd"/>
+            <w:r>
+              <w:rPr>
+                <w:rStyle w:val="CdigoHTML"/>
+                <w:rFonts w:ascii="Consolas" w:eastAsiaTheme="majorEastAsia" w:hAnsi="Consolas"/>
+                <w:color w:val="D0D0D0"/>
+                <w:sz w:val="22"/>
+                <w:szCs w:val="22"/>
+                <w:bdr w:val="single" w:sz="2" w:space="0" w:color="auto" w:frame="1"/>
+                <w:shd w:val="clear" w:color="auto" w:fill="3C3C3C"/>
+              </w:rPr>
+              <w:t>/style.css</w:t>
+            </w:r>
+          </w:p>
+        </w:tc>
+        <w:tc>
+          <w:tcPr>
+            <w:tcW w:w="0" w:type="auto"/>
+            <w:tcBorders>
+              <w:top w:val="single" w:sz="6" w:space="0" w:color="auto"/>
+              <w:left w:val="single" w:sz="6" w:space="0" w:color="auto"/>
+              <w:bottom w:val="single" w:sz="6" w:space="0" w:color="auto"/>
+              <w:right w:val="single" w:sz="2" w:space="0" w:color="auto"/>
+            </w:tcBorders>
+            <w:vAlign w:val="center"/>
+            <w:hideMark/>
+          </w:tcPr>
+          <w:p>
+            <w:proofErr w:type="spellStart"/>
+            <w:r>
+              <w:t>Dark</w:t>
+            </w:r>
+            <w:proofErr w:type="spellEnd"/>
+            <w:r>
+              <w:t xml:space="preserve"> </w:t>
+            </w:r>
+            <w:proofErr w:type="spellStart"/>
+            <w:r>
+              <w:t>theme</w:t>
+            </w:r>
+            <w:proofErr w:type="spellEnd"/>
+            <w:r>
+              <w:t xml:space="preserve"> </w:t>
+            </w:r>
+            <w:proofErr w:type="spellStart"/>
+            <w:r>
+              <w:t>gamer</w:t>
+            </w:r>
+            <w:proofErr w:type="spellEnd"/>
+            <w:r>
+              <w:t xml:space="preserve"> con acentos verde SENA (</w:t>
+            </w:r>
+            <w:r>
+              <w:rPr>
+                <w:rStyle w:val="CdigoHTML"/>
+                <w:rFonts w:ascii="Consolas" w:eastAsiaTheme="majorEastAsia" w:hAnsi="Consolas"/>
+                <w:color w:val="D0D0D0"/>
+                <w:sz w:val="22"/>
+                <w:szCs w:val="22"/>
+                <w:bdr w:val="single" w:sz="2" w:space="0" w:color="auto" w:frame="1"/>
+                <w:shd w:val="clear" w:color="auto" w:fill="3C3C3C"/>
+              </w:rPr>
+              <w:t>#39A900</w:t>
+            </w:r>
+            <w:r>
+              <w:t xml:space="preserve">), efecto </w:t>
+            </w:r>
+            <w:proofErr w:type="spellStart"/>
+            <w:r>
+              <w:t>glassmorphism</w:t>
+            </w:r>
+            <w:proofErr w:type="spellEnd"/>
+            <w:r>
+              <w:t>, botones táctiles </w:t>
+            </w:r>
+            <w:r>
+              <w:rPr>
+                <w:rStyle w:val="CdigoHTML"/>
+                <w:rFonts w:ascii="Consolas" w:eastAsiaTheme="majorEastAsia" w:hAnsi="Consolas"/>
+                <w:color w:val="D0D0D0"/>
+                <w:sz w:val="22"/>
+                <w:szCs w:val="22"/>
+                <w:bdr w:val="single" w:sz="2" w:space="0" w:color="auto" w:frame="1"/>
+                <w:shd w:val="clear" w:color="auto" w:fill="3C3C3C"/>
+              </w:rPr>
+              <w:t xml:space="preserve">&gt;= 48x48 </w:t>
+            </w:r>
+            <w:proofErr w:type="spellStart"/>
+            <w:r>
+              <w:rPr>
+                <w:rStyle w:val="CdigoHTML"/>
+                <w:rFonts w:ascii="Consolas" w:eastAsiaTheme="majorEastAsia" w:hAnsi="Consolas"/>
+                <w:color w:val="D0D0D0"/>
+                <w:sz w:val="22"/>
+                <w:szCs w:val="22"/>
+                <w:bdr w:val="single" w:sz="2" w:space="0" w:color="auto" w:frame="1"/>
+                <w:shd w:val="clear" w:color="auto" w:fill="3C3C3C"/>
+              </w:rPr>
+              <w:t>px</w:t>
+            </w:r>
+            <w:proofErr w:type="spellEnd"/>
+            <w:r>
+              <w:t xml:space="preserve">, paleta vibrante estilo </w:t>
+            </w:r>
+            <w:proofErr w:type="spellStart"/>
+            <w:r>
+              <w:t>Kahoot</w:t>
+            </w:r>
+            <w:proofErr w:type="spellEnd"/>
+            <w:r>
+              <w:t xml:space="preserve"> y fichas estilo Duolingo.</w:t>
+            </w:r>
+          </w:p>
+        </w:tc>
+      </w:tr>
+      <w:tr>
+        <w:trPr>
+          <w:tblCellSpacing w:w="15" w:type="dxa"/>
+        </w:trPr>
+        <w:tc>
+          <w:tcPr>
+            <w:tcW w:w="0" w:type="auto"/>
+            <w:tcBorders>
+              <w:top w:val="single" w:sz="6" w:space="0" w:color="auto"/>
+              <w:left w:val="single" w:sz="2" w:space="0" w:color="auto"/>
+              <w:bottom w:val="single" w:sz="6" w:space="0" w:color="auto"/>
+              <w:right w:val="single" w:sz="6" w:space="0" w:color="auto"/>
+            </w:tcBorders>
+            <w:vAlign w:val="center"/>
+            <w:hideMark/>
+          </w:tcPr>
+          <w:p>
+            <w:r>
+              <w:rPr>
+                <w:rStyle w:val="Textoennegrita"/>
+                <w:bdr w:val="single" w:sz="2" w:space="0" w:color="auto" w:frame="1"/>
+              </w:rPr>
+              <w:lastRenderedPageBreak/>
+              <w:t>Mecánica 1: Selección Múltiple</w:t>
+            </w:r>
+            <w:r>
+              <w:t> (RF-04)</w:t>
+            </w:r>
+          </w:p>
+        </w:tc>
+        <w:tc>
+          <w:tcPr>
+            <w:tcW w:w="0" w:type="auto"/>
+            <w:tcBorders>
+              <w:top w:val="single" w:sz="6" w:space="0" w:color="auto"/>
+              <w:left w:val="single" w:sz="6" w:space="0" w:color="auto"/>
+              <w:bottom w:val="single" w:sz="6" w:space="0" w:color="auto"/>
+              <w:right w:val="single" w:sz="6" w:space="0" w:color="auto"/>
+            </w:tcBorders>
+            <w:vAlign w:val="center"/>
+            <w:hideMark/>
+          </w:tcPr>
+          <w:p>
+            <w:pPr>
+              <w:rPr>
+                <w:bdr w:val="single" w:sz="2" w:space="0" w:color="auto" w:frame="1"/>
+              </w:rPr>
+            </w:pPr>
+            <w:r>
+              <w:rPr>
+                <w:noProof/>
+                <w:bdr w:val="single" w:sz="2" w:space="0" w:color="auto" w:frame="1"/>
+              </w:rPr>
+              <mc:AlternateContent>
+                <mc:Choice Requires="wps">
+                  <w:drawing>
+                    <wp:inline distT="0" distB="0" distL="0" distR="0" wp14:anchorId="4D15F981" wp14:editId="059E1075">
+                      <wp:extent cx="304800" cy="304800"/>
+                      <wp:effectExtent l="0" t="0" r="0" b="0"/>
+                      <wp:docPr id="9" name="Rectángulo 9"/>
+                      <wp:cNvGraphicFramePr>
+                        <a:graphicFrameLocks xmlns:a="http://schemas.openxmlformats.org/drawingml/2006/main" noChangeAspect="1"/>
+                      </wp:cNvGraphicFramePr>
+                      <a:graphic xmlns:a="http://schemas.openxmlformats.org/drawingml/2006/main">
+                        <a:graphicData uri="http://schemas.microsoft.com/office/word/2010/wordprocessingShape">
+                          <wps:wsp>
+                            <wps:cNvSpPr>
+                              <a:spLocks noChangeAspect="1" noChangeArrowheads="1"/>
+                            </wps:cNvSpPr>
+                            <wps:spPr bwMode="auto">
+                              <a:xfrm>
+                                <a:off x="0" y="0"/>
+                                <a:ext cx="304800" cy="304800"/>
+                              </a:xfrm>
+                              <a:prstGeom prst="rect">
+                                <a:avLst/>
+                              </a:prstGeom>
+                              <a:noFill/>
+                              <a:ln>
+                                <a:noFill/>
+                              </a:ln>
+                              <a:extLst>
+                                <a:ext uri="{909E8E84-426E-40DD-AFC4-6F175D3DCCD1}">
+                                  <a14:hiddenFill xmlns:a14="http://schemas.microsoft.com/office/drawing/2010/main">
+                                    <a:solidFill>
+                                      <a:srgbClr val="FFFFFF"/>
+                                    </a:solidFill>
+                                  </a14:hiddenFill>
+                                </a:ext>
+                                <a:ext uri="{91240B29-F687-4F45-9708-019B960494DF}">
+                                  <a14:hiddenLine xmlns:a14="http://schemas.microsoft.com/office/drawing/2010/main" w="9525">
+                                    <a:solidFill>
+                                      <a:srgbClr val="000000"/>
+                                    </a:solidFill>
+                                    <a:miter lim="800000"/>
+                                    <a:headEnd/>
+                                    <a:tailEnd/>
+                                  </a14:hiddenLine>
+                                </a:ext>
+                              </a:extLst>
+                            </wps:spPr>
+                            <wps:bodyPr rot="0" vert="horz" wrap="square" lIns="91440" tIns="45720" rIns="91440" bIns="45720" anchor="t" anchorCtr="0" upright="1">
+                              <a:noAutofit/>
+                            </wps:bodyPr>
+                          </wps:wsp>
+                        </a:graphicData>
+                      </a:graphic>
+                    </wp:inline>
+                  </w:drawing>
+                </mc:Choice>
+                <mc:Fallback>
+                  <w:pict>
+                    <v:rect w14:anchorId="288AA847" id="Rectángulo 9" o:spid="_x0000_s1026" style="width:24pt;height:24pt;visibility:visible;mso-wrap-style:square;mso-left-percent:-10001;mso-top-percent:-10001;mso-position-horizontal:absolute;mso-position-horizontal-relative:char;mso-position-vertical:absolute;mso-position-vertical-relative:line;mso-left-percent:-10001;mso-top-percent:-10001;v-text-anchor:top" o:gfxdata="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" filled="f" stroked="f">
+                      <o:lock v:ext="edit" aspectratio="t"/>
+                      <w10:anchorlock/>
+                    </v:rect>
+                  </w:pict>
+                </mc:Fallback>
+              </mc:AlternateContent>
+            </w:r>
+          </w:p>
+          <w:p>
+            <w:proofErr w:type="spellStart"/>
+            <w:r>
+              <w:rPr>
+                <w:rStyle w:val="CdigoHTML"/>
+                <w:rFonts w:ascii="Consolas" w:eastAsiaTheme="majorEastAsia" w:hAnsi="Consolas"/>
+                <w:color w:val="D0D0D0"/>
+                <w:sz w:val="22"/>
+                <w:szCs w:val="22"/>
+                <w:bdr w:val="single" w:sz="2" w:space="0" w:color="auto" w:frame="1"/>
+                <w:shd w:val="clear" w:color="auto" w:fill="3C3C3C"/>
+              </w:rPr>
+              <w:t>js</w:t>
+            </w:r>
+            <w:proofErr w:type="spellEnd"/>
+            <w:r>
+              <w:rPr>
+                <w:rStyle w:val="CdigoHTML"/>
+                <w:rFonts w:ascii="Consolas" w:eastAsiaTheme="majorEastAsia" w:hAnsi="Consolas"/>
+                <w:color w:val="D0D0D0"/>
+                <w:sz w:val="22"/>
+                <w:szCs w:val="22"/>
+                <w:bdr w:val="single" w:sz="2" w:space="0" w:color="auto" w:frame="1"/>
+                <w:shd w:val="clear" w:color="auto" w:fill="3C3C3C"/>
+              </w:rPr>
+              <w:t>/game.js</w:t>
+            </w:r>
+          </w:p>
+        </w:tc>
+        <w:tc>
+          <w:tcPr>
+            <w:tcW w:w="0" w:type="auto"/>
+            <w:tcBorders>
+              <w:top w:val="single" w:sz="6" w:space="0" w:color="auto"/>
+              <w:left w:val="single" w:sz="6" w:space="0" w:color="auto"/>
+              <w:bottom w:val="single" w:sz="6" w:space="0" w:color="auto"/>
+              <w:right w:val="single" w:sz="2" w:space="0" w:color="auto"/>
+            </w:tcBorders>
+            <w:vAlign w:val="center"/>
+            <w:hideMark/>
+          </w:tcPr>
+          <w:p>
+            <w:r>
+              <w:t>Botones geométricos (</w:t>
+            </w:r>
+            <w:r>
+              <w:rPr>
+                <w:rFonts w:ascii="Arial" w:hAnsi="Arial" w:cs="Arial"/>
+              </w:rPr>
+              <w:t>▲</w:t>
+            </w:r>
+            <w:r>
+              <w:t xml:space="preserve"> Rojo, </w:t>
+            </w:r>
+            <w:r>
+              <w:rPr>
+                <w:rFonts w:ascii="Cambria Math" w:hAnsi="Cambria Math" w:cs="Cambria Math"/>
+              </w:rPr>
+              <w:t>◆</w:t>
+            </w:r>
+            <w:r>
+              <w:t xml:space="preserve"> Azul, </w:t>
+            </w:r>
+            <w:r>
+              <w:rPr>
+                <w:rFonts w:ascii="Times New Roman" w:hAnsi="Times New Roman" w:cs="Times New Roman"/>
+              </w:rPr>
+              <w:t>●</w:t>
+            </w:r>
+            <w:r>
+              <w:t xml:space="preserve"> Amarillo, </w:t>
+            </w:r>
+            <w:r>
+              <w:rPr>
+                <w:rFonts w:ascii="Times New Roman" w:hAnsi="Times New Roman" w:cs="Times New Roman"/>
+              </w:rPr>
+              <w:t>■</w:t>
+            </w:r>
+            <w:r>
+              <w:t xml:space="preserve"> Verde) con respuesta instant</w:t>
+            </w:r>
+            <w:r>
+              <w:rPr>
+                <w:rFonts w:ascii="Times New Roman" w:hAnsi="Times New Roman" w:cs="Times New Roman"/>
+              </w:rPr>
+              <w:t>á</w:t>
+            </w:r>
+            <w:r>
+              <w:t>nea y c</w:t>
+            </w:r>
+            <w:r>
+              <w:rPr>
+                <w:rFonts w:ascii="Times New Roman" w:hAnsi="Times New Roman" w:cs="Times New Roman"/>
+              </w:rPr>
+              <w:t>á</w:t>
+            </w:r>
+            <w:r>
+              <w:t>lculo din</w:t>
+            </w:r>
+            <w:r>
+              <w:rPr>
+                <w:rFonts w:ascii="Times New Roman" w:hAnsi="Times New Roman" w:cs="Times New Roman"/>
+              </w:rPr>
+              <w:t>á</w:t>
+            </w:r>
+            <w:r>
+              <w:t>mico de puntaje por velocidad (RF-09).</w:t>
+            </w:r>
+          </w:p>
+        </w:tc>
+      </w:tr>
+      <w:tr>
+        <w:trPr>
+          <w:tblCellSpacing w:w="15" w:type="dxa"/>
+        </w:trPr>
+        <w:tc>
+          <w:tcPr>
+            <w:tcW w:w="0" w:type="auto"/>
+            <w:tcBorders>
+              <w:top w:val="single" w:sz="6" w:space="0" w:color="auto"/>
+              <w:left w:val="single" w:sz="2" w:space="0" w:color="auto"/>
+              <w:bottom w:val="single" w:sz="6" w:space="0" w:color="auto"/>
+              <w:right w:val="single" w:sz="6" w:space="0" w:color="auto"/>
+            </w:tcBorders>
+            <w:vAlign w:val="center"/>
+            <w:hideMark/>
+          </w:tcPr>
+          <w:p>
+            <w:r>
+              <w:rPr>
+                <w:rStyle w:val="Textoennegrita"/>
+                <w:bdr w:val="single" w:sz="2" w:space="0" w:color="auto" w:frame="1"/>
+              </w:rPr>
+              <w:t>Mecánica 2: Banco de Palabras</w:t>
+            </w:r>
+            <w:r>
+              <w:t> (RF-05)</w:t>
+            </w:r>
+          </w:p>
+        </w:tc>
+        <w:tc>
+          <w:tcPr>
+            <w:tcW w:w="0" w:type="auto"/>
+            <w:tcBorders>
+              <w:top w:val="single" w:sz="6" w:space="0" w:color="auto"/>
+              <w:left w:val="single" w:sz="6" w:space="0" w:color="auto"/>
+              <w:bottom w:val="single" w:sz="6" w:space="0" w:color="auto"/>
+              <w:right w:val="single" w:sz="6" w:space="0" w:color="auto"/>
+            </w:tcBorders>
+            <w:vAlign w:val="center"/>
+            <w:hideMark/>
+          </w:tcPr>
+          <w:p>
+            <w:pPr>
+              <w:rPr>
+                <w:bdr w:val="single" w:sz="2" w:space="0" w:color="auto" w:frame="1"/>
+              </w:rPr>
+            </w:pPr>
+            <w:r>
+              <w:rPr>
+                <w:noProof/>
+                <w:bdr w:val="single" w:sz="2" w:space="0" w:color="auto" w:frame="1"/>
+              </w:rPr>
+              <mc:AlternateContent>
+                <mc:Choice Requires="wps">
+                  <w:drawing>
+                    <wp:inline distT="0" distB="0" distL="0" distR="0" wp14:anchorId="5F11ACC4" wp14:editId="4039FB91">
+                      <wp:extent cx="304800" cy="304800"/>
+                      <wp:effectExtent l="0" t="0" r="0" b="0"/>
+                      <wp:docPr id="8" name="Rectángulo 8"/>
+                      <wp:cNvGraphicFramePr>
+                        <a:graphicFrameLocks xmlns:a="http://schemas.openxmlformats.org/drawingml/2006/main" noChangeAspect="1"/>
+                      </wp:cNvGraphicFramePr>
+                      <a:graphic xmlns:a="http://schemas.openxmlformats.org/drawingml/2006/main">
+                        <a:graphicData uri="http://schemas.microsoft.com/office/word/2010/wordprocessingShape">
+                          <wps:wsp>
+                            <wps:cNvSpPr>
+                              <a:spLocks noChangeAspect="1" noChangeArrowheads="1"/>
+                            </wps:cNvSpPr>
+                            <wps:spPr bwMode="auto">
+                              <a:xfrm>
+                                <a:off x="0" y="0"/>
+                                <a:ext cx="304800" cy="304800"/>
+                              </a:xfrm>
+                              <a:prstGeom prst="rect">
+                                <a:avLst/>
+                              </a:prstGeom>
+                              <a:noFill/>
+                              <a:ln>
+                                <a:noFill/>
+                              </a:ln>
+                              <a:extLst>
+                                <a:ext uri="{909E8E84-426E-40DD-AFC4-6F175D3DCCD1}">
+                                  <a14:hiddenFill xmlns:a14="http://schemas.microsoft.com/office/drawing/2010/main">
+                                    <a:solidFill>
+                                      <a:srgbClr val="FFFFFF"/>
+                                    </a:solidFill>
+                                  </a14:hiddenFill>
+                                </a:ext>
+                                <a:ext uri="{91240B29-F687-4F45-9708-019B960494DF}">
+                                  <a14:hiddenLine xmlns:a14="http://schemas.microsoft.com/office/drawing/2010/main" w="9525">
+                                    <a:solidFill>
+                                      <a:srgbClr val="000000"/>
+                                    </a:solidFill>
+                                    <a:miter lim="800000"/>
+                                    <a:headEnd/>
+                                    <a:tailEnd/>
+                                  </a14:hiddenLine>
+                                </a:ext>
+                              </a:extLst>
+                            </wps:spPr>
+                            <wps:bodyPr rot="0" vert="horz" wrap="square" lIns="91440" tIns="45720" rIns="91440" bIns="45720" anchor="t" anchorCtr="0" upright="1">
+                              <a:noAutofit/>
+                            </wps:bodyPr>
+                          </wps:wsp>
+                        </a:graphicData>
+                      </a:graphic>
+                    </wp:inline>
+                  </w:drawing>
+                </mc:Choice>
+                <mc:Fallback>
+                  <w:pict>
+                    <v:rect w14:anchorId="58EF3032" id="Rectángulo 8" o:spid="_x0000_s1026" style="width:24pt;height:24pt;visibility:visible;mso-wrap-style:square;mso-left-percent:-10001;mso-top-percent:-10001;mso-position-horizontal:absolute;mso-position-horizontal-relative:char;mso-position-vertical:absolute;mso-position-vertical-relative:line;mso-left-percent:-10001;mso-top-percent:-10001;v-text-anchor:top" o:gfxdata="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" filled="f" stroked="f">
+                      <o:lock v:ext="edit" aspectratio="t"/>
+                      <w10:anchorlock/>
+                    </v:rect>
+                  </w:pict>
+                </mc:Fallback>
+              </mc:AlternateContent>
+            </w:r>
+          </w:p>
+          <w:p>
+            <w:proofErr w:type="spellStart"/>
+            <w:r>
+              <w:rPr>
+                <w:rStyle w:val="CdigoHTML"/>
+                <w:rFonts w:ascii="Consolas" w:eastAsiaTheme="majorEastAsia" w:hAnsi="Consolas"/>
+                <w:color w:val="D0D0D0"/>
+                <w:sz w:val="22"/>
+                <w:szCs w:val="22"/>
+                <w:bdr w:val="single" w:sz="2" w:space="0" w:color="auto" w:frame="1"/>
+                <w:shd w:val="clear" w:color="auto" w:fill="3C3C3C"/>
+              </w:rPr>
+              <w:t>js</w:t>
+            </w:r>
+            <w:proofErr w:type="spellEnd"/>
+            <w:r>
+              <w:rPr>
+                <w:rStyle w:val="CdigoHTML"/>
+                <w:rFonts w:ascii="Consolas" w:eastAsiaTheme="majorEastAsia" w:hAnsi="Consolas"/>
+                <w:color w:val="D0D0D0"/>
+                <w:sz w:val="22"/>
+                <w:szCs w:val="22"/>
+                <w:bdr w:val="single" w:sz="2" w:space="0" w:color="auto" w:frame="1"/>
+                <w:shd w:val="clear" w:color="auto" w:fill="3C3C3C"/>
+              </w:rPr>
+              <w:t>/game.js</w:t>
+            </w:r>
+          </w:p>
+        </w:tc>
+        <w:tc>
+          <w:tcPr>
+            <w:tcW w:w="0" w:type="auto"/>
+            <w:tcBorders>
+              <w:top w:val="single" w:sz="6" w:space="0" w:color="auto"/>
+              <w:left w:val="single" w:sz="6" w:space="0" w:color="auto"/>
+              <w:bottom w:val="single" w:sz="6" w:space="0" w:color="auto"/>
+              <w:right w:val="single" w:sz="2" w:space="0" w:color="auto"/>
+            </w:tcBorders>
+            <w:vAlign w:val="center"/>
+            <w:hideMark/>
+          </w:tcPr>
+          <w:p>
+            <w:r>
+              <w:t>Zona de construcción sintáctica estilo Duolingo donde los aprendices tocan bloques de palabras en desorden y distractores para armar oraciones técnicas.</w:t>
+            </w:r>
+          </w:p>
+        </w:tc>
+      </w:tr>
+      <w:tr>
+        <w:trPr>
+          <w:tblCellSpacing w:w="15" w:type="dxa"/>
+        </w:trPr>
+        <w:tc>
+          <w:tcPr>
+            <w:tcW w:w="0" w:type="auto"/>
+            <w:tcBorders>
+              <w:top w:val="single" w:sz="6" w:space="0" w:color="auto"/>
+              <w:left w:val="single" w:sz="2" w:space="0" w:color="auto"/>
+              <w:bottom w:val="single" w:sz="6" w:space="0" w:color="auto"/>
+              <w:right w:val="single" w:sz="6" w:space="0" w:color="auto"/>
+            </w:tcBorders>
+            <w:vAlign w:val="center"/>
+            <w:hideMark/>
+          </w:tcPr>
+          <w:p>
+            <w:r>
+              <w:rPr>
+                <w:rStyle w:val="Textoennegrita"/>
+                <w:bdr w:val="single" w:sz="2" w:space="0" w:color="auto" w:frame="1"/>
+              </w:rPr>
+              <w:t>Mecánica 3: Escritura Directa</w:t>
+            </w:r>
+            <w:r>
+              <w:t> (RF-06)</w:t>
+            </w:r>
+          </w:p>
+        </w:tc>
+        <w:tc>
+          <w:tcPr>
+            <w:tcW w:w="0" w:type="auto"/>
+            <w:tcBorders>
+              <w:top w:val="single" w:sz="6" w:space="0" w:color="auto"/>
+              <w:left w:val="single" w:sz="6" w:space="0" w:color="auto"/>
+              <w:bottom w:val="single" w:sz="6" w:space="0" w:color="auto"/>
+              <w:right w:val="single" w:sz="6" w:space="0" w:color="auto"/>
+            </w:tcBorders>
+            <w:vAlign w:val="center"/>
+            <w:hideMark/>
+          </w:tcPr>
+          <w:p>
+            <w:pPr>
+              <w:rPr>
+                <w:bdr w:val="single" w:sz="2" w:space="0" w:color="auto" w:frame="1"/>
+              </w:rPr>
+            </w:pPr>
+            <w:r>
+              <w:rPr>
+                <w:noProof/>
+                <w:bdr w:val="single" w:sz="2" w:space="0" w:color="auto" w:frame="1"/>
+              </w:rPr>
+              <mc:AlternateContent>
+                <mc:Choice Requires="wps">
+                  <w:drawing>
+                    <wp:inline distT="0" distB="0" distL="0" distR="0" wp14:anchorId="441DD26A" wp14:editId="6C022D34">
+                      <wp:extent cx="304800" cy="304800"/>
+                      <wp:effectExtent l="0" t="0" r="0" b="0"/>
+                      <wp:docPr id="7" name="Rectángulo 7"/>
+                      <wp:cNvGraphicFramePr>
+                        <a:graphicFrameLocks xmlns:a="http://schemas.openxmlformats.org/drawingml/2006/main" noChangeAspect="1"/>
+                      </wp:cNvGraphicFramePr>
+                      <a:graphic xmlns:a="http://schemas.openxmlformats.org/drawingml/2006/main">
+                        <a:graphicData uri="http://schemas.microsoft.com/office/word/2010/wordprocessingShape">
+                          <wps:wsp>
+                            <wps:cNvSpPr>
+                              <a:spLocks noChangeAspect="1" noChangeArrowheads="1"/>
+                            </wps:cNvSpPr>
+                            <wps:spPr bwMode="auto">
+                              <a:xfrm>
+                                <a:off x="0" y="0"/>
+                                <a:ext cx="304800" cy="304800"/>
+                              </a:xfrm>
+                              <a:prstGeom prst="rect">
+                                <a:avLst/>
+                              </a:prstGeom>
+                              <a:noFill/>
+                              <a:ln>
+                                <a:noFill/>
+                              </a:ln>
+                              <a:extLst>
+                                <a:ext uri="{909E8E84-426E-40DD-AFC4-6F175D3DCCD1}">
+                                  <a14:hiddenFill xmlns:a14="http://schemas.microsoft.com/office/drawing/2010/main">
+                                    <a:solidFill>
+                                      <a:srgbClr val="FFFFFF"/>
+                                    </a:solidFill>
+                                  </a14:hiddenFill>
+                                </a:ext>
+                                <a:ext uri="{91240B29-F687-4F45-9708-019B960494DF}">
+                                  <a14:hiddenLine xmlns:a14="http://schemas.microsoft.com/office/drawing/2010/main" w="9525">
+                                    <a:solidFill>
+                                      <a:srgbClr val="000000"/>
+                                    </a:solidFill>
+                                    <a:miter lim="800000"/>
+                                    <a:headEnd/>
+                                    <a:tailEnd/>
+                                  </a14:hiddenLine>
+                                </a:ext>
+                              </a:extLst>
+                            </wps:spPr>
+                            <wps:bodyPr rot="0" vert="horz" wrap="square" lIns="91440" tIns="45720" rIns="91440" bIns="45720" anchor="t" anchorCtr="0" upright="1">
+                              <a:noAutofit/>
+                            </wps:bodyPr>
+                          </wps:wsp>
+                        </a:graphicData>
+                      </a:graphic>
+                    </wp:inline>
+                  </w:drawing>
+                </mc:Choice>
+                <mc:Fallback>
+                  <w:pict>
+                    <v:rect w14:anchorId="256C53BD" id="Rectángulo 7" o:spid="_x0000_s1026" style="width:24pt;height:24pt;visibility:visible;mso-wrap-style:square;mso-left-percent:-10001;mso-top-percent:-10001;mso-position-horizontal:absolute;mso-position-horizontal-relative:char;mso-position-vertical:absolute;mso-position-vertical-relative:line;mso-left-percent:-10001;mso-top-percent:-10001;v-text-anchor:top" o:gfxdata="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" filled="f" stroked="f">
+                      <o:lock v:ext="edit" aspectratio="t"/>
+                      <w10:anchorlock/>
+                    </v:rect>
+                  </w:pict>
+                </mc:Fallback>
+              </mc:AlternateContent>
+            </w:r>
+          </w:p>
+          <w:p>
+            <w:proofErr w:type="spellStart"/>
+            <w:r>
+              <w:rPr>
+                <w:rStyle w:val="CdigoHTML"/>
+                <w:rFonts w:ascii="Consolas" w:eastAsiaTheme="majorEastAsia" w:hAnsi="Consolas"/>
+                <w:color w:val="D0D0D0"/>
+                <w:sz w:val="22"/>
+                <w:szCs w:val="22"/>
+                <w:bdr w:val="single" w:sz="2" w:space="0" w:color="auto" w:frame="1"/>
+                <w:shd w:val="clear" w:color="auto" w:fill="3C3C3C"/>
+              </w:rPr>
+              <w:t>js</w:t>
+            </w:r>
+            <w:proofErr w:type="spellEnd"/>
+            <w:r>
+              <w:rPr>
+                <w:rStyle w:val="CdigoHTML"/>
+                <w:rFonts w:ascii="Consolas" w:eastAsiaTheme="majorEastAsia" w:hAnsi="Consolas"/>
+                <w:color w:val="D0D0D0"/>
+                <w:sz w:val="22"/>
+                <w:szCs w:val="22"/>
+                <w:bdr w:val="single" w:sz="2" w:space="0" w:color="auto" w:frame="1"/>
+                <w:shd w:val="clear" w:color="auto" w:fill="3C3C3C"/>
+              </w:rPr>
+              <w:t>/game.js</w:t>
+            </w:r>
+          </w:p>
+        </w:tc>
+        <w:tc>
+          <w:tcPr>
+            <w:tcW w:w="0" w:type="auto"/>
+            <w:tcBorders>
+              <w:top w:val="single" w:sz="6" w:space="0" w:color="auto"/>
+              <w:left w:val="single" w:sz="6" w:space="0" w:color="auto"/>
+              <w:bottom w:val="single" w:sz="6" w:space="0" w:color="auto"/>
+              <w:right w:val="single" w:sz="2" w:space="0" w:color="auto"/>
+            </w:tcBorders>
+            <w:vAlign w:val="center"/>
+            <w:hideMark/>
+          </w:tcPr>
+          <w:p>
+            <w:r>
+              <w:t xml:space="preserve">Campo de texto con </w:t>
+            </w:r>
+            <w:proofErr w:type="spellStart"/>
+            <w:r>
+              <w:t>autocorrector</w:t>
+            </w:r>
+            <w:proofErr w:type="spellEnd"/>
+            <w:r>
+              <w:t xml:space="preserve"> desactivado y normalización de cadenas para evaluar vocabulario y comandos (ej. </w:t>
+            </w:r>
+            <w:proofErr w:type="spellStart"/>
+            <w:r>
+              <w:rPr>
+                <w:rStyle w:val="CdigoHTML"/>
+                <w:rFonts w:ascii="Consolas" w:eastAsiaTheme="majorEastAsia" w:hAnsi="Consolas"/>
+                <w:color w:val="D0D0D0"/>
+                <w:sz w:val="22"/>
+                <w:szCs w:val="22"/>
+                <w:bdr w:val="single" w:sz="2" w:space="0" w:color="auto" w:frame="1"/>
+                <w:shd w:val="clear" w:color="auto" w:fill="3C3C3C"/>
+              </w:rPr>
+              <w:t>git</w:t>
+            </w:r>
+            <w:proofErr w:type="spellEnd"/>
+            <w:r>
+              <w:rPr>
+                <w:rStyle w:val="CdigoHTML"/>
+                <w:rFonts w:ascii="Consolas" w:eastAsiaTheme="majorEastAsia" w:hAnsi="Consolas"/>
+                <w:color w:val="D0D0D0"/>
+                <w:sz w:val="22"/>
+                <w:szCs w:val="22"/>
+                <w:bdr w:val="single" w:sz="2" w:space="0" w:color="auto" w:frame="1"/>
+                <w:shd w:val="clear" w:color="auto" w:fill="3C3C3C"/>
+              </w:rPr>
+              <w:t xml:space="preserve"> </w:t>
+            </w:r>
+            <w:proofErr w:type="spellStart"/>
+            <w:r>
+              <w:rPr>
+                <w:rStyle w:val="CdigoHTML"/>
+                <w:rFonts w:ascii="Consolas" w:eastAsiaTheme="majorEastAsia" w:hAnsi="Consolas"/>
+                <w:color w:val="D0D0D0"/>
+                <w:sz w:val="22"/>
+                <w:szCs w:val="22"/>
+                <w:bdr w:val="single" w:sz="2" w:space="0" w:color="auto" w:frame="1"/>
+                <w:shd w:val="clear" w:color="auto" w:fill="3C3C3C"/>
+              </w:rPr>
+              <w:t>add</w:t>
+            </w:r>
+            <w:proofErr w:type="spellEnd"/>
+            <w:r>
+              <w:t>, </w:t>
+            </w:r>
+            <w:r>
+              <w:rPr>
+                <w:rStyle w:val="CdigoHTML"/>
+                <w:rFonts w:ascii="Consolas" w:eastAsiaTheme="majorEastAsia" w:hAnsi="Consolas"/>
+                <w:color w:val="D0D0D0"/>
+                <w:sz w:val="22"/>
+                <w:szCs w:val="22"/>
+                <w:bdr w:val="single" w:sz="2" w:space="0" w:color="auto" w:frame="1"/>
+                <w:shd w:val="clear" w:color="auto" w:fill="3C3C3C"/>
+              </w:rPr>
+              <w:t>201</w:t>
+            </w:r>
+            <w:r>
+              <w:t>, </w:t>
+            </w:r>
+            <w:proofErr w:type="spellStart"/>
+            <w:r>
+              <w:rPr>
+                <w:rStyle w:val="CdigoHTML"/>
+                <w:rFonts w:ascii="Consolas" w:eastAsiaTheme="majorEastAsia" w:hAnsi="Consolas"/>
+                <w:color w:val="D0D0D0"/>
+                <w:sz w:val="22"/>
+                <w:szCs w:val="22"/>
+                <w:bdr w:val="single" w:sz="2" w:space="0" w:color="auto" w:frame="1"/>
+                <w:shd w:val="clear" w:color="auto" w:fill="3C3C3C"/>
+              </w:rPr>
+              <w:t>const</w:t>
+            </w:r>
+            <w:proofErr w:type="spellEnd"/>
+            <w:r>
+              <w:t>).</w:t>
+            </w:r>
+          </w:p>
+        </w:tc>
+      </w:tr>
+      <w:tr>
+        <w:trPr>
+          <w:tblCellSpacing w:w="15" w:type="dxa"/>
+        </w:trPr>
+        <w:tc>
+          <w:tcPr>
+            <w:tcW w:w="0" w:type="auto"/>
+            <w:tcBorders>
+              <w:top w:val="single" w:sz="6" w:space="0" w:color="auto"/>
+              <w:left w:val="single" w:sz="2" w:space="0" w:color="auto"/>
+              <w:bottom w:val="single" w:sz="6" w:space="0" w:color="auto"/>
+              <w:right w:val="single" w:sz="6" w:space="0" w:color="auto"/>
+            </w:tcBorders>
+            <w:vAlign w:val="center"/>
+            <w:hideMark/>
+          </w:tcPr>
+          <w:p>
+            <w:r>
+              <w:rPr>
+                <w:rStyle w:val="Textoennegrita"/>
+                <w:bdr w:val="single" w:sz="2" w:space="0" w:color="auto" w:frame="1"/>
+              </w:rPr>
+              <w:t>Mecánica 4: Reconocimiento de Voz</w:t>
+            </w:r>
+            <w:r>
+              <w:t> (RF-07, RNF-05)</w:t>
+            </w:r>
+          </w:p>
+        </w:tc>
+        <w:tc>
+          <w:tcPr>
+            <w:tcW w:w="0" w:type="auto"/>
+            <w:tcBorders>
+              <w:top w:val="single" w:sz="6" w:space="0" w:color="auto"/>
+              <w:left w:val="single" w:sz="6" w:space="0" w:color="auto"/>
+              <w:bottom w:val="single" w:sz="6" w:space="0" w:color="auto"/>
+              <w:right w:val="single" w:sz="6" w:space="0" w:color="auto"/>
+            </w:tcBorders>
+            <w:vAlign w:val="center"/>
+            <w:hideMark/>
+          </w:tcPr>
+          <w:p>
+            <w:pPr>
+              <w:rPr>
+                <w:bdr w:val="single" w:sz="2" w:space="0" w:color="auto" w:frame="1"/>
+              </w:rPr>
+            </w:pPr>
+            <w:r>
+              <w:rPr>
+                <w:noProof/>
+                <w:bdr w:val="single" w:sz="2" w:space="0" w:color="auto" w:frame="1"/>
+              </w:rPr>
+              <mc:AlternateContent>
+                <mc:Choice Requires="wps">
+                  <w:drawing>
+                    <wp:inline distT="0" distB="0" distL="0" distR="0" wp14:anchorId="471E05F9" wp14:editId="3169A667">
+                      <wp:extent cx="304800" cy="304800"/>
+                      <wp:effectExtent l="0" t="0" r="0" b="0"/>
+                      <wp:docPr id="6" name="Rectángulo 6"/>
+                      <wp:cNvGraphicFramePr>
+                        <a:graphicFrameLocks xmlns:a="http://schemas.openxmlformats.org/drawingml/2006/main" noChangeAspect="1"/>
+                      </wp:cNvGraphicFramePr>
+                      <a:graphic xmlns:a="http://schemas.openxmlformats.org/drawingml/2006/main">
+                        <a:graphicData uri="http://schemas.microsoft.com/office/word/2010/wordprocessingShape">
+                          <wps:wsp>
+                            <wps:cNvSpPr>
+                              <a:spLocks noChangeAspect="1" noChangeArrowheads="1"/>
+                            </wps:cNvSpPr>
+                            <wps:spPr bwMode="auto">
+                              <a:xfrm>
+                                <a:off x="0" y="0"/>
+                                <a:ext cx="304800" cy="304800"/>
+                              </a:xfrm>
+                              <a:prstGeom prst="rect">
+                                <a:avLst/>
+                              </a:prstGeom>
+                              <a:noFill/>
+                              <a:ln>
+                                <a:noFill/>
+                              </a:ln>
+                              <a:extLst>
+                                <a:ext uri="{909E8E84-426E-40DD-AFC4-6F175D3DCCD1}">
+                                  <a14:hiddenFill xmlns:a14="http://schemas.microsoft.com/office/drawing/2010/main">
+                                    <a:solidFill>
+                                      <a:srgbClr val="FFFFFF"/>
+                                    </a:solidFill>
+                                  </a14:hiddenFill>
+                                </a:ext>
+                                <a:ext uri="{91240B29-F687-4F45-9708-019B960494DF}">
+                                  <a14:hiddenLine xmlns:a14="http://schemas.microsoft.com/office/drawing/2010/main" w="9525">
+                                    <a:solidFill>
+                                      <a:srgbClr val="000000"/>
+                                    </a:solidFill>
+                                    <a:miter lim="800000"/>
+                                    <a:headEnd/>
+                                    <a:tailEnd/>
+                                  </a14:hiddenLine>
+                                </a:ext>
+                              </a:extLst>
+                            </wps:spPr>
+                            <wps:bodyPr rot="0" vert="horz" wrap="square" lIns="91440" tIns="45720" rIns="91440" bIns="45720" anchor="t" anchorCtr="0" upright="1">
+                              <a:noAutofit/>
+                            </wps:bodyPr>
+                          </wps:wsp>
+                        </a:graphicData>
+                      </a:graphic>
+                    </wp:inline>
+                  </w:drawing>
+                </mc:Choice>
+                <mc:Fallback>
+                  <w:pict>
+                    <v:rect w14:anchorId="6C4C0A16" id="Rectángulo 6" o:spid="_x0000_s1026" style="width:24pt;height:24pt;visibility:visible;mso-wrap-style:square;mso-left-percent:-10001;mso-top-percent:-10001;mso-position-horizontal:absolute;mso-position-horizontal-relative:char;mso-position-vertical:absolute;mso-position-vertical-relative:line;mso-left-percent:-10001;mso-top-percent:-10001;v-text-anchor:top" o:gfxdata="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" filled="f" stroked="f">
+                      <o:lock v:ext="edit" aspectratio="t"/>
+                      <w10:anchorlock/>
+                    </v:rect>
+                  </w:pict>
+                </mc:Fallback>
+              </mc:AlternateContent>
+            </w:r>
+          </w:p>
+          <w:p>
+            <w:proofErr w:type="spellStart"/>
+            <w:r>
+              <w:rPr>
+                <w:rStyle w:val="CdigoHTML"/>
+                <w:rFonts w:ascii="Consolas" w:eastAsiaTheme="majorEastAsia" w:hAnsi="Consolas"/>
+                <w:color w:val="D0D0D0"/>
+                <w:sz w:val="22"/>
+                <w:szCs w:val="22"/>
+                <w:bdr w:val="single" w:sz="2" w:space="0" w:color="auto" w:frame="1"/>
+                <w:shd w:val="clear" w:color="auto" w:fill="3C3C3C"/>
+              </w:rPr>
+              <w:t>js</w:t>
+            </w:r>
+            <w:proofErr w:type="spellEnd"/>
+            <w:r>
+              <w:rPr>
+                <w:rStyle w:val="CdigoHTML"/>
+                <w:rFonts w:ascii="Consolas" w:eastAsiaTheme="majorEastAsia" w:hAnsi="Consolas"/>
+                <w:color w:val="D0D0D0"/>
+                <w:sz w:val="22"/>
+                <w:szCs w:val="22"/>
+                <w:bdr w:val="single" w:sz="2" w:space="0" w:color="auto" w:frame="1"/>
+                <w:shd w:val="clear" w:color="auto" w:fill="3C3C3C"/>
+              </w:rPr>
+              <w:t>/speech.js</w:t>
+            </w:r>
+          </w:p>
+        </w:tc>
+        <w:tc>
+          <w:tcPr>
+            <w:tcW w:w="0" w:type="auto"/>
+            <w:tcBorders>
+              <w:top w:val="single" w:sz="6" w:space="0" w:color="auto"/>
+              <w:left w:val="single" w:sz="6" w:space="0" w:color="auto"/>
+              <w:bottom w:val="single" w:sz="6" w:space="0" w:color="auto"/>
+              <w:right w:val="single" w:sz="2" w:space="0" w:color="auto"/>
+            </w:tcBorders>
+            <w:vAlign w:val="center"/>
+            <w:hideMark/>
+          </w:tcPr>
+          <w:p>
+            <w:r>
+              <w:t>Captura de audio con </w:t>
+            </w:r>
+            <w:r>
+              <w:rPr>
+                <w:rStyle w:val="CdigoHTML"/>
+                <w:rFonts w:ascii="Consolas" w:eastAsiaTheme="majorEastAsia" w:hAnsi="Consolas"/>
+                <w:color w:val="D0D0D0"/>
+                <w:sz w:val="22"/>
+                <w:szCs w:val="22"/>
+                <w:bdr w:val="single" w:sz="2" w:space="0" w:color="auto" w:frame="1"/>
+                <w:shd w:val="clear" w:color="auto" w:fill="3C3C3C"/>
+              </w:rPr>
+              <w:t xml:space="preserve">Web </w:t>
+            </w:r>
+            <w:proofErr w:type="spellStart"/>
+            <w:r>
+              <w:rPr>
+                <w:rStyle w:val="CdigoHTML"/>
+                <w:rFonts w:ascii="Consolas" w:eastAsiaTheme="majorEastAsia" w:hAnsi="Consolas"/>
+                <w:color w:val="D0D0D0"/>
+                <w:sz w:val="22"/>
+                <w:szCs w:val="22"/>
+                <w:bdr w:val="single" w:sz="2" w:space="0" w:color="auto" w:frame="1"/>
+                <w:shd w:val="clear" w:color="auto" w:fill="3C3C3C"/>
+              </w:rPr>
+              <w:t>Speech</w:t>
+            </w:r>
+            <w:proofErr w:type="spellEnd"/>
+            <w:r>
+              <w:rPr>
+                <w:rStyle w:val="CdigoHTML"/>
+                <w:rFonts w:ascii="Consolas" w:eastAsiaTheme="majorEastAsia" w:hAnsi="Consolas"/>
+                <w:color w:val="D0D0D0"/>
+                <w:sz w:val="22"/>
+                <w:szCs w:val="22"/>
+                <w:bdr w:val="single" w:sz="2" w:space="0" w:color="auto" w:frame="1"/>
+                <w:shd w:val="clear" w:color="auto" w:fill="3C3C3C"/>
+              </w:rPr>
+              <w:t xml:space="preserve"> API</w:t>
+            </w:r>
+            <w:r>
+              <w:t xml:space="preserve">, botón con anillos de onda pulsante, sintetizador de voz (TTS) para escuchar el modelo nativo y algoritmo de tolerancia </w:t>
+            </w:r>
+            <w:proofErr w:type="spellStart"/>
+            <w:r>
+              <w:t>Levenshtein</w:t>
+            </w:r>
+            <w:proofErr w:type="spellEnd"/>
+            <w:r>
+              <w:t>.</w:t>
+            </w:r>
+          </w:p>
+        </w:tc>
+      </w:tr>
+      <w:tr>
+        <w:trPr>
+          <w:tblCellSpacing w:w="15" w:type="dxa"/>
+        </w:trPr>
+        <w:tc>
+          <w:tcPr>
+            <w:tcW w:w="0" w:type="auto"/>
+            <w:tcBorders>
+              <w:top w:val="single" w:sz="6" w:space="0" w:color="auto"/>
+              <w:left w:val="single" w:sz="2" w:space="0" w:color="auto"/>
+              <w:bottom w:val="single" w:sz="6" w:space="0" w:color="auto"/>
+              <w:right w:val="single" w:sz="6" w:space="0" w:color="auto"/>
+            </w:tcBorders>
+            <w:vAlign w:val="center"/>
+            <w:hideMark/>
+          </w:tcPr>
+          <w:p>
+            <w:r>
+              <w:rPr>
+                <w:rStyle w:val="Textoennegrita"/>
+                <w:bdr w:val="single" w:sz="2" w:space="0" w:color="auto" w:frame="1"/>
+              </w:rPr>
+              <w:t>Ruleta de Retroalimentación Activa</w:t>
+            </w:r>
+            <w:r>
+              <w:t> (RF-11)</w:t>
+            </w:r>
+          </w:p>
+        </w:tc>
+        <w:tc>
+          <w:tcPr>
+            <w:tcW w:w="0" w:type="auto"/>
+            <w:tcBorders>
+              <w:top w:val="single" w:sz="6" w:space="0" w:color="auto"/>
+              <w:left w:val="single" w:sz="6" w:space="0" w:color="auto"/>
+              <w:bottom w:val="single" w:sz="6" w:space="0" w:color="auto"/>
+              <w:right w:val="single" w:sz="6" w:space="0" w:color="auto"/>
+            </w:tcBorders>
+            <w:vAlign w:val="center"/>
+            <w:hideMark/>
+          </w:tcPr>
+          <w:p>
+            <w:pPr>
+              <w:rPr>
+                <w:bdr w:val="single" w:sz="2" w:space="0" w:color="auto" w:frame="1"/>
+              </w:rPr>
+            </w:pPr>
+            <w:r>
+              <w:rPr>
+                <w:noProof/>
+                <w:bdr w:val="single" w:sz="2" w:space="0" w:color="auto" w:frame="1"/>
+              </w:rPr>
+              <mc:AlternateContent>
+                <mc:Choice Requires="wps">
+                  <w:drawing>
+                    <wp:inline distT="0" distB="0" distL="0" distR="0" wp14:anchorId="65D7F6A6" wp14:editId="05A578C7">
+                      <wp:extent cx="304800" cy="304800"/>
+                      <wp:effectExtent l="0" t="0" r="0" b="0"/>
+                      <wp:docPr id="5" name="Rectángulo 5"/>
+                      <wp:cNvGraphicFramePr>
+                        <a:graphicFrameLocks xmlns:a="http://schemas.openxmlformats.org/drawingml/2006/main" noChangeAspect="1"/>
+                      </wp:cNvGraphicFramePr>
+                      <a:graphic xmlns:a="http://schemas.openxmlformats.org/drawingml/2006/main">
+                        <a:graphicData uri="http://schemas.microsoft.com/office/word/2010/wordprocessingShape">
+                          <wps:wsp>
+                            <wps:cNvSpPr>
+                              <a:spLocks noChangeAspect="1" noChangeArrowheads="1"/>
+                            </wps:cNvSpPr>
+                            <wps:spPr bwMode="auto">
+                              <a:xfrm>
+                                <a:off x="0" y="0"/>
+                                <a:ext cx="304800" cy="304800"/>
+                              </a:xfrm>
+                              <a:prstGeom prst="rect">
+                                <a:avLst/>
+                              </a:prstGeom>
+                              <a:noFill/>
+                              <a:ln>
+                                <a:noFill/>
+                              </a:ln>
+                              <a:extLst>
+                                <a:ext uri="{909E8E84-426E-40DD-AFC4-6F175D3DCCD1}">
+                                  <a14:hiddenFill xmlns:a14="http://schemas.microsoft.com/office/drawing/2010/main">
+                                    <a:solidFill>
+                                      <a:srgbClr val="FFFFFF"/>
+                                    </a:solidFill>
+                                  </a14:hiddenFill>
+                                </a:ext>
+                                <a:ext uri="{91240B29-F687-4F45-9708-019B960494DF}">
+                                  <a14:hiddenLine xmlns:a14="http://schemas.microsoft.com/office/drawing/2010/main" w="9525">
+                                    <a:solidFill>
+                                      <a:srgbClr val="000000"/>
+                                    </a:solidFill>
+                                    <a:miter lim="800000"/>
+                                    <a:headEnd/>
+                                    <a:tailEnd/>
+                                  </a14:hiddenLine>
+                                </a:ext>
+                              </a:extLst>
+                            </wps:spPr>
+                            <wps:bodyPr rot="0" vert="horz" wrap="square" lIns="91440" tIns="45720" rIns="91440" bIns="45720" anchor="t" anchorCtr="0" upright="1">
+                              <a:noAutofit/>
+                            </wps:bodyPr>
+                          </wps:wsp>
+                        </a:graphicData>
+                      </a:graphic>
+                    </wp:inline>
+                  </w:drawing>
+                </mc:Choice>
+                <mc:Fallback>
+                  <w:pict>
+                    <v:rect w14:anchorId="3CC15827" id="Rectángulo 5" o:spid="_x0000_s1026" style="width:24pt;height:24pt;visibility:visible;mso-wrap-style:square;mso-left-percent:-10001;mso-top-percent:-10001;mso-position-horizontal:absolute;mso-position-horizontal-relative:char;mso-position-vertical:absolute;mso-position-vertical-relative:line;mso-left-percent:-10001;mso-top-percent:-10001;v-text-anchor:top" o:gfxdata="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" filled="f" stroked="f">
+                      <o:lock v:ext="edit" aspectratio="t"/>
+                      <w10:anchorlock/>
+                    </v:rect>
+                  </w:pict>
+                </mc:Fallback>
+              </mc:AlternateContent>
+            </w:r>
+          </w:p>
+          <w:p>
+            <w:proofErr w:type="spellStart"/>
+            <w:r>
+              <w:rPr>
+                <w:rStyle w:val="CdigoHTML"/>
+                <w:rFonts w:ascii="Consolas" w:eastAsiaTheme="majorEastAsia" w:hAnsi="Consolas"/>
+                <w:color w:val="D0D0D0"/>
+                <w:sz w:val="22"/>
+                <w:szCs w:val="22"/>
+                <w:bdr w:val="single" w:sz="2" w:space="0" w:color="auto" w:frame="1"/>
+                <w:shd w:val="clear" w:color="auto" w:fill="3C3C3C"/>
+              </w:rPr>
+              <w:t>js</w:t>
+            </w:r>
+            <w:proofErr w:type="spellEnd"/>
+            <w:r>
+              <w:rPr>
+                <w:rStyle w:val="CdigoHTML"/>
+                <w:rFonts w:ascii="Consolas" w:eastAsiaTheme="majorEastAsia" w:hAnsi="Consolas"/>
+                <w:color w:val="D0D0D0"/>
+                <w:sz w:val="22"/>
+                <w:szCs w:val="22"/>
+                <w:bdr w:val="single" w:sz="2" w:space="0" w:color="auto" w:frame="1"/>
+                <w:shd w:val="clear" w:color="auto" w:fill="3C3C3C"/>
+              </w:rPr>
+              <w:t>/roulette.js</w:t>
+            </w:r>
+          </w:p>
+        </w:tc>
+        <w:tc>
+          <w:tcPr>
+            <w:tcW w:w="0" w:type="auto"/>
+            <w:tcBorders>
+              <w:top w:val="single" w:sz="6" w:space="0" w:color="auto"/>
+              <w:left w:val="single" w:sz="6" w:space="0" w:color="auto"/>
+              <w:bottom w:val="single" w:sz="6" w:space="0" w:color="auto"/>
+              <w:right w:val="single" w:sz="2" w:space="0" w:color="auto"/>
+            </w:tcBorders>
+            <w:vAlign w:val="center"/>
+            <w:hideMark/>
+          </w:tcPr>
+          <w:p>
+            <w:r>
+              <w:t xml:space="preserve">Ruleta en </w:t>
+            </w:r>
+            <w:proofErr w:type="spellStart"/>
+            <w:r>
+              <w:t>Canvas</w:t>
+            </w:r>
+            <w:proofErr w:type="spellEnd"/>
+            <w:r>
+              <w:t xml:space="preserve"> HD con física de desaceleración y sonidos de trinquete. Al detenerse en un aprendiz, abre el modal teatral de </w:t>
+            </w:r>
+            <w:proofErr w:type="spellStart"/>
+            <w:r>
+              <w:t>Speaking</w:t>
+            </w:r>
+            <w:proofErr w:type="spellEnd"/>
+            <w:r>
+              <w:t xml:space="preserve"> mostrando su respuesta y pidiéndole argumentar en inglés frente al grupo.</w:t>
+            </w:r>
+          </w:p>
+        </w:tc>
+      </w:tr>
+      <w:tr>
+        <w:trPr>
+          <w:tblCellSpacing w:w="15" w:type="dxa"/>
+        </w:trPr>
+        <w:tc>
+          <w:tcPr>
+            <w:tcW w:w="0" w:type="auto"/>
+            <w:tcBorders>
+              <w:top w:val="single" w:sz="6" w:space="0" w:color="auto"/>
+              <w:left w:val="single" w:sz="2" w:space="0" w:color="auto"/>
+              <w:bottom w:val="single" w:sz="6" w:space="0" w:color="auto"/>
+              <w:right w:val="single" w:sz="6" w:space="0" w:color="auto"/>
+            </w:tcBorders>
+            <w:vAlign w:val="center"/>
+            <w:hideMark/>
+          </w:tcPr>
+          <w:p>
+            <w:r>
+              <w:rPr>
+                <w:rStyle w:val="Textoennegrita"/>
+                <w:bdr w:val="single" w:sz="2" w:space="0" w:color="auto" w:frame="1"/>
+              </w:rPr>
+              <w:t>Efectos de Sonido Procedurales</w:t>
+            </w:r>
+            <w:r>
+              <w:t> (RNF-03)</w:t>
+            </w:r>
+          </w:p>
+        </w:tc>
+        <w:tc>
+          <w:tcPr>
+            <w:tcW w:w="0" w:type="auto"/>
+            <w:tcBorders>
+              <w:top w:val="single" w:sz="6" w:space="0" w:color="auto"/>
+              <w:left w:val="single" w:sz="6" w:space="0" w:color="auto"/>
+              <w:bottom w:val="single" w:sz="6" w:space="0" w:color="auto"/>
+              <w:right w:val="single" w:sz="6" w:space="0" w:color="auto"/>
+            </w:tcBorders>
+            <w:vAlign w:val="center"/>
+            <w:hideMark/>
+          </w:tcPr>
+          <w:p>
+            <w:pPr>
+              <w:rPr>
+                <w:bdr w:val="single" w:sz="2" w:space="0" w:color="auto" w:frame="1"/>
+              </w:rPr>
+            </w:pPr>
+            <w:r>
+              <w:rPr>
+                <w:noProof/>
+                <w:bdr w:val="single" w:sz="2" w:space="0" w:color="auto" w:frame="1"/>
+              </w:rPr>
+              <mc:AlternateContent>
+                <mc:Choice Requires="wps">
+                  <w:drawing>
+                    <wp:inline distT="0" distB="0" distL="0" distR="0" wp14:anchorId="291E2C4D" wp14:editId="376868A0">
+                      <wp:extent cx="304800" cy="304800"/>
+                      <wp:effectExtent l="0" t="0" r="0" b="0"/>
+                      <wp:docPr id="4" name="Rectángulo 4"/>
+                      <wp:cNvGraphicFramePr>
+                        <a:graphicFrameLocks xmlns:a="http://schemas.openxmlformats.org/drawingml/2006/main" noChangeAspect="1"/>
+                      </wp:cNvGraphicFramePr>
+                      <a:graphic xmlns:a="http://schemas.openxmlformats.org/drawingml/2006/main">
+                        <a:graphicData uri="http://schemas.microsoft.com/office/word/2010/wordprocessingShape">
+                          <wps:wsp>
+                            <wps:cNvSpPr>
+                              <a:spLocks noChangeAspect="1" noChangeArrowheads="1"/>
+                            </wps:cNvSpPr>
+                            <wps:spPr bwMode="auto">
+                              <a:xfrm>
+                                <a:off x="0" y="0"/>
+                                <a:ext cx="304800" cy="304800"/>
+                              </a:xfrm>
+                              <a:prstGeom prst="rect">
+                                <a:avLst/>
+                              </a:prstGeom>
+                              <a:noFill/>
+                              <a:ln>
+                                <a:noFill/>
+                              </a:ln>
+                              <a:extLst>
+                                <a:ext uri="{909E8E84-426E-40DD-AFC4-6F175D3DCCD1}">
+                                  <a14:hiddenFill xmlns:a14="http://schemas.microsoft.com/office/drawing/2010/main">
+                                    <a:solidFill>
+                                      <a:srgbClr val="FFFFFF"/>
+                                    </a:solidFill>
+                                  </a14:hiddenFill>
+                                </a:ext>
+                                <a:ext uri="{91240B29-F687-4F45-9708-019B960494DF}">
+                                  <a14:hiddenLine xmlns:a14="http://schemas.microsoft.com/office/drawing/2010/main" w="9525">
+                                    <a:solidFill>
+                                      <a:srgbClr val="000000"/>
+                                    </a:solidFill>
+                                    <a:miter lim="800000"/>
+                                    <a:headEnd/>
+                                    <a:tailEnd/>
+                                  </a14:hiddenLine>
+                                </a:ext>
+                              </a:extLst>
+                            </wps:spPr>
+                            <wps:bodyPr rot="0" vert="horz" wrap="square" lIns="91440" tIns="45720" rIns="91440" bIns="45720" anchor="t" anchorCtr="0" upright="1">
+                              <a:noAutofit/>
+                            </wps:bodyPr>
+                          </wps:wsp>
+                        </a:graphicData>
+                      </a:graphic>
+                    </wp:inline>
+                  </w:drawing>
+                </mc:Choice>
+                <mc:Fallback>
+                  <w:pict>
+                    <v:rect w14:anchorId="3CB32EB3" id="Rectángulo 4" o:spid="_x0000_s1026" style="width:24pt;height:24pt;visibility:visible;mso-wrap-style:square;mso-left-percent:-10001;mso-top-percent:-10001;mso-position-horizontal:absolute;mso-position-horizontal-relative:char;mso-position-vertical:absolute;mso-position-vertical-relative:line;mso-left-percent:-10001;mso-top-percent:-10001;v-text-anchor:top" o:gfxdata="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" filled="f" stroked="f">
+                      <o:lock v:ext="edit" aspectratio="t"/>
+                      <w10:anchorlock/>
+                    </v:rect>
+                  </w:pict>
+                </mc:Fallback>
+              </mc:AlternateContent>
+            </w:r>
+          </w:p>
+          <w:p>
+            <w:proofErr w:type="spellStart"/>
+            <w:r>
+              <w:rPr>
+                <w:rStyle w:val="CdigoHTML"/>
+                <w:rFonts w:ascii="Consolas" w:eastAsiaTheme="majorEastAsia" w:hAnsi="Consolas"/>
+                <w:color w:val="D0D0D0"/>
+                <w:sz w:val="22"/>
+                <w:szCs w:val="22"/>
+                <w:bdr w:val="single" w:sz="2" w:space="0" w:color="auto" w:frame="1"/>
+                <w:shd w:val="clear" w:color="auto" w:fill="3C3C3C"/>
+              </w:rPr>
+              <w:t>js</w:t>
+            </w:r>
+            <w:proofErr w:type="spellEnd"/>
+            <w:r>
+              <w:rPr>
+                <w:rStyle w:val="CdigoHTML"/>
+                <w:rFonts w:ascii="Consolas" w:eastAsiaTheme="majorEastAsia" w:hAnsi="Consolas"/>
+                <w:color w:val="D0D0D0"/>
+                <w:sz w:val="22"/>
+                <w:szCs w:val="22"/>
+                <w:bdr w:val="single" w:sz="2" w:space="0" w:color="auto" w:frame="1"/>
+                <w:shd w:val="clear" w:color="auto" w:fill="3C3C3C"/>
+              </w:rPr>
+              <w:t>/audio.js</w:t>
+            </w:r>
+          </w:p>
+        </w:tc>
+        <w:tc>
+          <w:tcPr>
+            <w:tcW w:w="0" w:type="auto"/>
+            <w:tcBorders>
+              <w:top w:val="single" w:sz="6" w:space="0" w:color="auto"/>
+              <w:left w:val="single" w:sz="6" w:space="0" w:color="auto"/>
+              <w:bottom w:val="single" w:sz="6" w:space="0" w:color="auto"/>
+              <w:right w:val="single" w:sz="2" w:space="0" w:color="auto"/>
+            </w:tcBorders>
+            <w:vAlign w:val="center"/>
+            <w:hideMark/>
+          </w:tcPr>
+          <w:p>
+            <w:r>
+              <w:t>Sonidos generados mediante </w:t>
+            </w:r>
+            <w:r>
+              <w:rPr>
+                <w:rStyle w:val="CdigoHTML"/>
+                <w:rFonts w:ascii="Consolas" w:eastAsiaTheme="majorEastAsia" w:hAnsi="Consolas"/>
+                <w:color w:val="D0D0D0"/>
+                <w:sz w:val="22"/>
+                <w:szCs w:val="22"/>
+                <w:bdr w:val="single" w:sz="2" w:space="0" w:color="auto" w:frame="1"/>
+                <w:shd w:val="clear" w:color="auto" w:fill="3C3C3C"/>
+              </w:rPr>
+              <w:t>Web Audio API</w:t>
+            </w:r>
+            <w:r>
+              <w:t> (</w:t>
+            </w:r>
+            <w:proofErr w:type="spellStart"/>
+            <w:r>
+              <w:t>clicks</w:t>
+            </w:r>
+            <w:proofErr w:type="spellEnd"/>
+            <w:r>
+              <w:t>, aciertos, errores, giros de ruleta, aplausos y fanfarria) sin dependencias ni archivos </w:t>
+            </w:r>
+            <w:r>
+              <w:rPr>
+                <w:rStyle w:val="CdigoHTML"/>
+                <w:rFonts w:ascii="Consolas" w:eastAsiaTheme="majorEastAsia" w:hAnsi="Consolas"/>
+                <w:color w:val="D0D0D0"/>
+                <w:sz w:val="22"/>
+                <w:szCs w:val="22"/>
+                <w:bdr w:val="single" w:sz="2" w:space="0" w:color="auto" w:frame="1"/>
+                <w:shd w:val="clear" w:color="auto" w:fill="3C3C3C"/>
+              </w:rPr>
+              <w:t>.mp3</w:t>
+            </w:r>
+            <w:r>
+              <w:t> externos.</w:t>
+            </w:r>
+          </w:p>
+        </w:tc>
+      </w:tr>
+      <w:tr>
+        <w:trPr>
+          <w:tblCellSpacing w:w="15" w:type="dxa"/>
+        </w:trPr>
+        <w:tc>
+          <w:tcPr>
+            <w:tcW w:w="0" w:type="auto"/>
+            <w:tcBorders>
+              <w:top w:val="single" w:sz="6" w:space="0" w:color="auto"/>
+              <w:left w:val="single" w:sz="2" w:space="0" w:color="auto"/>
+              <w:bottom w:val="single" w:sz="6" w:space="0" w:color="auto"/>
+              <w:right w:val="single" w:sz="6" w:space="0" w:color="auto"/>
+            </w:tcBorders>
+            <w:vAlign w:val="center"/>
+            <w:hideMark/>
+          </w:tcPr>
+          <w:p>
+            <w:r>
+              <w:rPr>
+                <w:rStyle w:val="Textoennegrita"/>
+                <w:bdr w:val="single" w:sz="2" w:space="0" w:color="auto" w:frame="1"/>
+              </w:rPr>
+              <w:t>Celebraciones y Podio Final</w:t>
+            </w:r>
+            <w:r>
+              <w:t> (RF-10)</w:t>
+            </w:r>
+          </w:p>
+        </w:tc>
+        <w:tc>
+          <w:tcPr>
+            <w:tcW w:w="0" w:type="auto"/>
+            <w:tcBorders>
+              <w:top w:val="single" w:sz="6" w:space="0" w:color="auto"/>
+              <w:left w:val="single" w:sz="6" w:space="0" w:color="auto"/>
+              <w:bottom w:val="single" w:sz="6" w:space="0" w:color="auto"/>
+              <w:right w:val="single" w:sz="6" w:space="0" w:color="auto"/>
+            </w:tcBorders>
+            <w:vAlign w:val="center"/>
+            <w:hideMark/>
+          </w:tcPr>
+          <w:p>
+            <w:pPr>
+              <w:rPr>
+                <w:bdr w:val="single" w:sz="2" w:space="0" w:color="auto" w:frame="1"/>
+              </w:rPr>
+            </w:pPr>
+            <w:r>
+              <w:rPr>
+                <w:noProof/>
+                <w:bdr w:val="single" w:sz="2" w:space="0" w:color="auto" w:frame="1"/>
+              </w:rPr>
+              <mc:AlternateContent>
+                <mc:Choice Requires="wps">
+                  <w:drawing>
+                    <wp:inline distT="0" distB="0" distL="0" distR="0" wp14:anchorId="05965254" wp14:editId="75E50077">
+                      <wp:extent cx="304800" cy="304800"/>
+                      <wp:effectExtent l="0" t="0" r="0" b="0"/>
+                      <wp:docPr id="3" name="Rectángulo 3"/>
+                      <wp:cNvGraphicFramePr>
+                        <a:graphicFrameLocks xmlns:a="http://schemas.openxmlformats.org/drawingml/2006/main" noChangeAspect="1"/>
+                      </wp:cNvGraphicFramePr>
+                      <a:graphic xmlns:a="http://schemas.openxmlformats.org/drawingml/2006/main">
+                        <a:graphicData uri="http://schemas.microsoft.com/office/word/2010/wordprocessingShape">
+                          <wps:wsp>
+                            <wps:cNvSpPr>
+                              <a:spLocks noChangeAspect="1" noChangeArrowheads="1"/>
+                            </wps:cNvSpPr>
+                            <wps:spPr bwMode="auto">
+                              <a:xfrm>
+                                <a:off x="0" y="0"/>
+                                <a:ext cx="304800" cy="304800"/>
+                              </a:xfrm>
+                              <a:prstGeom prst="rect">
+                                <a:avLst/>
+                              </a:prstGeom>
+                              <a:noFill/>
+                              <a:ln>
+                                <a:noFill/>
+                              </a:ln>
+                              <a:extLst>
+                                <a:ext uri="{909E8E84-426E-40DD-AFC4-6F175D3DCCD1}">
+                                  <a14:hiddenFill xmlns:a14="http://schemas.microsoft.com/office/drawing/2010/main">
+                                    <a:solidFill>
+                                      <a:srgbClr val="FFFFFF"/>
+                                    </a:solidFill>
+                                  </a14:hiddenFill>
+                                </a:ext>
+                                <a:ext uri="{91240B29-F687-4F45-9708-019B960494DF}">
+                                  <a14:hiddenLine xmlns:a14="http://schemas.microsoft.com/office/drawing/2010/main" w="9525">
+                                    <a:solidFill>
+                                      <a:srgbClr val="000000"/>
+                                    </a:solidFill>
+                                    <a:miter lim="800000"/>
+                                    <a:headEnd/>
+                                    <a:tailEnd/>
+                                  </a14:hiddenLine>
+                                </a:ext>
+                              </a:extLst>
+                            </wps:spPr>
+                            <wps:bodyPr rot="0" vert="horz" wrap="square" lIns="91440" tIns="45720" rIns="91440" bIns="45720" anchor="t" anchorCtr="0" upright="1">
+                              <a:noAutofit/>
+                            </wps:bodyPr>
+                          </wps:wsp>
+                        </a:graphicData>
+                      </a:graphic>
+                    </wp:inline>
+                  </w:drawing>
+                </mc:Choice>
+                <mc:Fallback>
+                  <w:pict>
+                    <v:rect w14:anchorId="6B40240A" id="Rectángulo 3" o:spid="_x0000_s1026" style="width:24pt;height:24pt;visibility:visible;mso-wrap-style:square;mso-left-percent:-10001;mso-top-percent:-10001;mso-position-horizontal:absolute;mso-position-horizontal-relative:char;mso-position-vertical:absolute;mso-position-vertical-relative:line;mso-left-percent:-10001;mso-top-percent:-10001;v-text-anchor:top" o:gfxdata="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" filled="f" stroked="f">
+                      <o:lock v:ext="edit" aspectratio="t"/>
+                      <w10:anchorlock/>
+                    </v:rect>
+                  </w:pict>
+                </mc:Fallback>
+              </mc:AlternateContent>
+            </w:r>
+          </w:p>
+          <w:p>
+            <w:proofErr w:type="spellStart"/>
+            <w:r>
+              <w:rPr>
+                <w:rStyle w:val="CdigoHTML"/>
+                <w:rFonts w:ascii="Consolas" w:eastAsiaTheme="majorEastAsia" w:hAnsi="Consolas"/>
+                <w:color w:val="D0D0D0"/>
+                <w:sz w:val="22"/>
+                <w:szCs w:val="22"/>
+                <w:bdr w:val="single" w:sz="2" w:space="0" w:color="auto" w:frame="1"/>
+                <w:shd w:val="clear" w:color="auto" w:fill="3C3C3C"/>
+              </w:rPr>
+              <w:t>js</w:t>
+            </w:r>
+            <w:proofErr w:type="spellEnd"/>
+            <w:r>
+              <w:rPr>
+                <w:rStyle w:val="CdigoHTML"/>
+                <w:rFonts w:ascii="Consolas" w:eastAsiaTheme="majorEastAsia" w:hAnsi="Consolas"/>
+                <w:color w:val="D0D0D0"/>
+                <w:sz w:val="22"/>
+                <w:szCs w:val="22"/>
+                <w:bdr w:val="single" w:sz="2" w:space="0" w:color="auto" w:frame="1"/>
+                <w:shd w:val="clear" w:color="auto" w:fill="3C3C3C"/>
+              </w:rPr>
+              <w:t>/confetti.js</w:t>
+            </w:r>
+          </w:p>
+        </w:tc>
+        <w:tc>
+          <w:tcPr>
+            <w:tcW w:w="0" w:type="auto"/>
+            <w:tcBorders>
+              <w:top w:val="single" w:sz="6" w:space="0" w:color="auto"/>
+              <w:left w:val="single" w:sz="6" w:space="0" w:color="auto"/>
+              <w:bottom w:val="single" w:sz="6" w:space="0" w:color="auto"/>
+              <w:right w:val="single" w:sz="2" w:space="0" w:color="auto"/>
+            </w:tcBorders>
+            <w:vAlign w:val="center"/>
+            <w:hideMark/>
+          </w:tcPr>
+          <w:p>
+            <w:r>
+              <w:t xml:space="preserve">Lluvia de partículas de confeti en </w:t>
+            </w:r>
+            <w:proofErr w:type="spellStart"/>
+            <w:r>
+              <w:t>Canvas</w:t>
+            </w:r>
+            <w:proofErr w:type="spellEnd"/>
+            <w:r>
+              <w:t xml:space="preserve"> puro para rachas correctas y ceremonia de podio para el Top 3.</w:t>
+            </w:r>
+          </w:p>
+        </w:tc>
+      </w:tr>
+      <w:tr>
+        <w:trPr>
+          <w:tblCellSpacing w:w="15" w:type="dxa"/>
+        </w:trPr>
+        <w:tc>
+          <w:tcPr>
+            <w:tcW w:w="0" w:type="auto"/>
+            <w:tcBorders>
+              <w:top w:val="single" w:sz="6" w:space="0" w:color="auto"/>
+              <w:left w:val="single" w:sz="2" w:space="0" w:color="auto"/>
+              <w:bottom w:val="single" w:sz="2" w:space="0" w:color="auto"/>
+              <w:right w:val="single" w:sz="6" w:space="0" w:color="auto"/>
+            </w:tcBorders>
+            <w:vAlign w:val="center"/>
+            <w:hideMark/>
+          </w:tcPr>
+          <w:p>
+            <w:r>
+              <w:rPr>
+                <w:rStyle w:val="Textoennegrita"/>
+                <w:bdr w:val="single" w:sz="2" w:space="0" w:color="auto" w:frame="1"/>
+              </w:rPr>
+              <w:lastRenderedPageBreak/>
+              <w:t>Banco Pedagógico ADSO</w:t>
+            </w:r>
+          </w:p>
+        </w:tc>
+        <w:tc>
+          <w:tcPr>
+            <w:tcW w:w="0" w:type="auto"/>
+            <w:tcBorders>
+              <w:top w:val="single" w:sz="6" w:space="0" w:color="auto"/>
+              <w:left w:val="single" w:sz="6" w:space="0" w:color="auto"/>
+              <w:bottom w:val="single" w:sz="2" w:space="0" w:color="auto"/>
+              <w:right w:val="single" w:sz="6" w:space="0" w:color="auto"/>
+            </w:tcBorders>
+            <w:vAlign w:val="center"/>
+            <w:hideMark/>
+          </w:tcPr>
+          <w:p>
+            <w:pPr>
+              <w:rPr>
+                <w:bdr w:val="single" w:sz="2" w:space="0" w:color="auto" w:frame="1"/>
+              </w:rPr>
+            </w:pPr>
+            <w:r>
+              <w:rPr>
+                <w:noProof/>
+                <w:bdr w:val="single" w:sz="2" w:space="0" w:color="auto" w:frame="1"/>
+              </w:rPr>
+              <mc:AlternateContent>
+                <mc:Choice Requires="wps">
+                  <w:drawing>
+                    <wp:inline distT="0" distB="0" distL="0" distR="0" wp14:anchorId="72E11783" wp14:editId="5389E175">
+                      <wp:extent cx="304800" cy="304800"/>
+                      <wp:effectExtent l="0" t="0" r="0" b="0"/>
+                      <wp:docPr id="2" name="Rectángulo 2"/>
+                      <wp:cNvGraphicFramePr>
+                        <a:graphicFrameLocks xmlns:a="http://schemas.openxmlformats.org/drawingml/2006/main" noChangeAspect="1"/>
+                      </wp:cNvGraphicFramePr>
+                      <a:graphic xmlns:a="http://schemas.openxmlformats.org/drawingml/2006/main">
+                        <a:graphicData uri="http://schemas.microsoft.com/office/word/2010/wordprocessingShape">
+                          <wps:wsp>
+                            <wps:cNvSpPr>
+                              <a:spLocks noChangeAspect="1" noChangeArrowheads="1"/>
+                            </wps:cNvSpPr>
+                            <wps:spPr bwMode="auto">
+                              <a:xfrm>
+                                <a:off x="0" y="0"/>
+                                <a:ext cx="304800" cy="304800"/>
+                              </a:xfrm>
+                              <a:prstGeom prst="rect">
+                                <a:avLst/>
+                              </a:prstGeom>
+                              <a:noFill/>
+                              <a:ln>
+                                <a:noFill/>
+                              </a:ln>
+                              <a:extLst>
+                                <a:ext uri="{909E8E84-426E-40DD-AFC4-6F175D3DCCD1}">
+                                  <a14:hiddenFill xmlns:a14="http://schemas.microsoft.com/office/drawing/2010/main">
+                                    <a:solidFill>
+                                      <a:srgbClr val="FFFFFF"/>
+                                    </a:solidFill>
+                                  </a14:hiddenFill>
+                                </a:ext>
+                                <a:ext uri="{91240B29-F687-4F45-9708-019B960494DF}">
+                                  <a14:hiddenLine xmlns:a14="http://schemas.microsoft.com/office/drawing/2010/main" w="9525">
+                                    <a:solidFill>
+                                      <a:srgbClr val="000000"/>
+                                    </a:solidFill>
+                                    <a:miter lim="800000"/>
+                                    <a:headEnd/>
+                                    <a:tailEnd/>
+                                  </a14:hiddenLine>
+                                </a:ext>
+                              </a:extLst>
+                            </wps:spPr>
+                            <wps:bodyPr rot="0" vert="horz" wrap="square" lIns="91440" tIns="45720" rIns="91440" bIns="45720" anchor="t" anchorCtr="0" upright="1">
+                              <a:noAutofit/>
+                            </wps:bodyPr>
+                          </wps:wsp>
+                        </a:graphicData>
+                      </a:graphic>
+                    </wp:inline>
+                  </w:drawing>
+                </mc:Choice>
+                <mc:Fallback>
+                  <w:pict>
+                    <v:rect w14:anchorId="4DCEB418" id="Rectángulo 2" o:spid="_x0000_s1026" style="width:24pt;height:24pt;visibility:visible;mso-wrap-style:square;mso-left-percent:-10001;mso-top-percent:-10001;mso-position-horizontal:absolute;mso-position-horizontal-relative:char;mso-position-vertical:absolute;mso-position-vertical-relative:line;mso-left-percent:-10001;mso-top-percent:-10001;v-text-anchor:top" o:gfxdata="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" filled="f" stroked="f">
+                      <o:lock v:ext="edit" aspectratio="t"/>
+                      <w10:anchorlock/>
+                    </v:rect>
+                  </w:pict>
+                </mc:Fallback>
+              </mc:AlternateContent>
+            </w:r>
+          </w:p>
+          <w:p>
+            <w:proofErr w:type="spellStart"/>
+            <w:r>
+              <w:rPr>
+                <w:rStyle w:val="CdigoHTML"/>
+                <w:rFonts w:ascii="Consolas" w:eastAsiaTheme="majorEastAsia" w:hAnsi="Consolas"/>
+                <w:color w:val="D0D0D0"/>
+                <w:sz w:val="22"/>
+                <w:szCs w:val="22"/>
+                <w:bdr w:val="single" w:sz="2" w:space="0" w:color="auto" w:frame="1"/>
+                <w:shd w:val="clear" w:color="auto" w:fill="3C3C3C"/>
+              </w:rPr>
+              <w:t>js</w:t>
+            </w:r>
+            <w:proofErr w:type="spellEnd"/>
+            <w:r>
+              <w:rPr>
+                <w:rStyle w:val="CdigoHTML"/>
+                <w:rFonts w:ascii="Consolas" w:eastAsiaTheme="majorEastAsia" w:hAnsi="Consolas"/>
+                <w:color w:val="D0D0D0"/>
+                <w:sz w:val="22"/>
+                <w:szCs w:val="22"/>
+                <w:bdr w:val="single" w:sz="2" w:space="0" w:color="auto" w:frame="1"/>
+                <w:shd w:val="clear" w:color="auto" w:fill="3C3C3C"/>
+              </w:rPr>
+              <w:t>/questions.js</w:t>
+            </w:r>
+          </w:p>
+        </w:tc>
+        <w:tc>
+          <w:tcPr>
+            <w:tcW w:w="0" w:type="auto"/>
+            <w:tcBorders>
+              <w:top w:val="single" w:sz="6" w:space="0" w:color="auto"/>
+              <w:left w:val="single" w:sz="6" w:space="0" w:color="auto"/>
+              <w:bottom w:val="single" w:sz="2" w:space="0" w:color="auto"/>
+              <w:right w:val="single" w:sz="2" w:space="0" w:color="auto"/>
+            </w:tcBorders>
+            <w:vAlign w:val="center"/>
+            <w:hideMark/>
+          </w:tcPr>
+          <w:p>
+            <w:r>
+              <w:t xml:space="preserve">Trivias técnicas en inglés adaptadas al perfil ADSO (Git, REST </w:t>
+            </w:r>
+            <w:proofErr w:type="spellStart"/>
+            <w:r>
+              <w:t>APIs</w:t>
+            </w:r>
+            <w:proofErr w:type="spellEnd"/>
+            <w:r>
+              <w:t>, POO, HTTP y JavaScript).</w:t>
+            </w:r>
+          </w:p>
+        </w:tc>
+      </w:tr>
+    </w:tbl>
+    <w:p>
+      <w:pPr>
+        <w:rPr>
+          <w:rFonts w:ascii="Times New Roman" w:hAnsi="Times New Roman" w:cs="Times New Roman"/>
+        </w:rPr>
+      </w:pPr>
+      <w:r>
+        <w:pict w14:anchorId="404FE2DE">
+          <v:rect id="_x0000_i1035" style="width:779.55pt;height:.75pt" o:hrpct="0" o:hralign="center" o:hrstd="t" o:hr="t" fillcolor="#a0a0a0" stroked="f"/>
+        </w:pict>
+      </w:r>
+    </w:p>
+    <w:p>
+      <w:pPr>
+        <w:pStyle w:val="markdown-alert-title"/>
+        <w:pBdr>
+          <w:top w:val="single" w:sz="2" w:space="0" w:color="auto"/>
+          <w:left w:val="single" w:sz="2" w:space="0" w:color="auto"/>
+          <w:bottom w:val="single" w:sz="2" w:space="0" w:color="auto"/>
+          <w:right w:val="single" w:sz="2" w:space="0" w:color="auto"/>
+        </w:pBdr>
+        <w:shd w:val="clear" w:color="auto" w:fill="181818"/>
+        <w:spacing w:before="0" w:beforeAutospacing="0" w:after="0" w:afterAutospacing="0"/>
+        <w:rPr>
+          <w:rFonts w:ascii="Segoe UI" w:hAnsi="Segoe UI" w:cs="Segoe UI"/>
+          <w:color w:val="D29922"/>
+          <w:sz w:val="21"/>
+          <w:szCs w:val="21"/>
+        </w:rPr>
+      </w:pPr>
+      <w:r>
+        <w:rPr>
+          <w:rFonts w:ascii="Segoe UI" w:hAnsi="Segoe UI" w:cs="Segoe UI"/>
+          <w:color w:val="D29922"/>
+          <w:sz w:val="21"/>
+          <w:szCs w:val="21"/>
+        </w:rPr>
+        <w:t>WARNING</w:t>
+      </w:r>
+    </w:p>
+    <w:p>
+      <w:pPr>
+        <w:pStyle w:val="NormalWeb"/>
+        <w:pBdr>
+          <w:top w:val="single" w:sz="2" w:space="0" w:color="auto"/>
+          <w:left w:val="single" w:sz="2" w:space="0" w:color="auto"/>
+          <w:bottom w:val="single" w:sz="2" w:space="0" w:color="auto"/>
+          <w:right w:val="single" w:sz="2" w:space="0" w:color="auto"/>
+        </w:pBdr>
+        <w:shd w:val="clear" w:color="auto" w:fill="181818"/>
+        <w:spacing w:before="0" w:beforeAutospacing="0"/>
+        <w:rPr>
+          <w:rFonts w:ascii="Segoe UI" w:hAnsi="Segoe UI" w:cs="Segoe UI"/>
+          <w:color w:val="CCCCCC"/>
+          <w:sz w:val="20"/>
+          <w:szCs w:val="20"/>
+        </w:rPr>
+      </w:pPr>
+      <w:r>
+        <w:rPr>
+          <w:rStyle w:val="Textoennegrita"/>
+          <w:rFonts w:ascii="Segoe UI" w:eastAsiaTheme="majorEastAsia" w:hAnsi="Segoe UI" w:cs="Segoe UI"/>
+          <w:color w:val="CCCCCC"/>
+          <w:sz w:val="20"/>
+          <w:szCs w:val="20"/>
+          <w:bdr w:val="single" w:sz="2" w:space="0" w:color="auto" w:frame="1"/>
+        </w:rPr>
+        <w:t>Aviso de Entorno del Navegador Automatizado:</w:t>
+      </w:r>
+      <w:r>
+        <w:rPr>
+          <w:rFonts w:ascii="Segoe UI" w:hAnsi="Segoe UI" w:cs="Segoe UI"/>
+          <w:color w:val="CCCCCC"/>
+          <w:sz w:val="20"/>
+          <w:szCs w:val="20"/>
+        </w:rPr>
+        <w:t> Al intentar ejecutar la prueba automática con el subagente de navegador interno, la herramienta </w:t>
+      </w:r>
+      <w:proofErr w:type="spellStart"/>
+      <w:r>
+        <w:rPr>
+          <w:rStyle w:val="CdigoHTML"/>
+          <w:rFonts w:ascii="Consolas" w:eastAsiaTheme="majorEastAsia" w:hAnsi="Consolas"/>
+          <w:color w:val="D0D0D0"/>
+          <w:sz w:val="18"/>
+          <w:szCs w:val="18"/>
+          <w:bdr w:val="single" w:sz="2" w:space="0" w:color="auto" w:frame="1"/>
+          <w:shd w:val="clear" w:color="auto" w:fill="3C3C3C"/>
+        </w:rPr>
+        <w:t>open_browser_url</w:t>
+      </w:r>
+      <w:proofErr w:type="spellEnd"/>
+      <w:r>
+        <w:rPr>
+          <w:rFonts w:ascii="Segoe UI" w:hAnsi="Segoe UI" w:cs="Segoe UI"/>
+          <w:color w:val="CCCCCC"/>
+          <w:sz w:val="20"/>
+          <w:szCs w:val="20"/>
+        </w:rPr>
+        <w:t xml:space="preserve"> falló debido a que el CDN de </w:t>
+      </w:r>
+      <w:proofErr w:type="spellStart"/>
+      <w:r>
+        <w:rPr>
+          <w:rFonts w:ascii="Segoe UI" w:hAnsi="Segoe UI" w:cs="Segoe UI"/>
+          <w:color w:val="CCCCCC"/>
+          <w:sz w:val="20"/>
+          <w:szCs w:val="20"/>
+        </w:rPr>
+        <w:t>Playwright</w:t>
+      </w:r>
+      <w:proofErr w:type="spellEnd"/>
+      <w:r>
+        <w:rPr>
+          <w:rFonts w:ascii="Segoe UI" w:hAnsi="Segoe UI" w:cs="Segoe UI"/>
+          <w:color w:val="CCCCCC"/>
+          <w:sz w:val="20"/>
+          <w:szCs w:val="20"/>
+        </w:rPr>
+        <w:t xml:space="preserve"> para Windows retornó un error 404 al intentar descargar el controlador (</w:t>
+      </w:r>
+      <w:r>
+        <w:rPr>
+          <w:rStyle w:val="CdigoHTML"/>
+          <w:rFonts w:ascii="Consolas" w:eastAsiaTheme="majorEastAsia" w:hAnsi="Consolas"/>
+          <w:color w:val="D0D0D0"/>
+          <w:sz w:val="18"/>
+          <w:szCs w:val="18"/>
+          <w:bdr w:val="single" w:sz="2" w:space="0" w:color="auto" w:frame="1"/>
+          <w:shd w:val="clear" w:color="auto" w:fill="3C3C3C"/>
+        </w:rPr>
+        <w:t>playwright-1.57.0-win32_x64.zip</w:t>
+      </w:r>
+      <w:r>
+        <w:rPr>
+          <w:rFonts w:ascii="Segoe UI" w:hAnsi="Segoe UI" w:cs="Segoe UI"/>
+          <w:color w:val="CCCCCC"/>
+          <w:sz w:val="20"/>
+          <w:szCs w:val="20"/>
+        </w:rPr>
+        <w:t>). Este es un problema externo del entorno del navegador automatizado.</w:t>
+      </w:r>
+    </w:p>
+    <w:p>
+      <w:pPr>
+        <w:pStyle w:val="Ttulo3"/>
+        <w:pBdr>
+          <w:top w:val="single" w:sz="2" w:space="0" w:color="auto"/>
+          <w:left w:val="single" w:sz="2" w:space="0" w:color="auto"/>
+          <w:bottom w:val="single" w:sz="2" w:space="0" w:color="auto"/>
+          <w:right w:val="single" w:sz="2" w:space="0" w:color="auto"/>
+        </w:pBdr>
+        <w:shd w:val="clear" w:color="auto" w:fill="181818"/>
+        <w:rPr>
+          <w:rFonts w:ascii="Segoe UI" w:hAnsi="Segoe UI" w:cs="Segoe UI"/>
+          <w:color w:val="CCCCCC"/>
+          <w:sz w:val="27"/>
+          <w:szCs w:val="27"/>
+        </w:rPr>
+      </w:pPr>
+      <w:r>
+        <w:rPr>
+          <w:rFonts w:ascii="Segoe UI" w:hAnsi="Segoe UI" w:cs="Segoe UI"/>
+          <w:b/>
+          <w:bCs/>
+          <w:color w:val="CCCCCC"/>
+        </w:rPr>
+        <w:t>Cómo probar la aplicación de inmediato</w:t>
+      </w:r>
+    </w:p>
+    <w:p>
+      <w:pPr>
+        <w:pStyle w:val="NormalWeb"/>
+        <w:pBdr>
+          <w:top w:val="single" w:sz="2" w:space="0" w:color="auto"/>
+          <w:left w:val="single" w:sz="2" w:space="0" w:color="auto"/>
+          <w:bottom w:val="single" w:sz="2" w:space="0" w:color="auto"/>
+          <w:right w:val="single" w:sz="2" w:space="0" w:color="auto"/>
+        </w:pBdr>
+        <w:shd w:val="clear" w:color="auto" w:fill="181818"/>
+        <w:spacing w:before="0" w:beforeAutospacing="0" w:after="0" w:afterAutospacing="0"/>
+        <w:rPr>
+          <w:rFonts w:ascii="Segoe UI" w:hAnsi="Segoe UI" w:cs="Segoe UI"/>
+          <w:color w:val="CCCCCC"/>
+          <w:sz w:val="20"/>
+          <w:szCs w:val="20"/>
+        </w:rPr>
+      </w:pPr>
+      <w:r>
+        <w:rPr>
+          <w:rFonts w:ascii="Segoe UI" w:hAnsi="Segoe UI" w:cs="Segoe UI"/>
+          <w:color w:val="CCCCCC"/>
+          <w:sz w:val="20"/>
+          <w:szCs w:val="20"/>
+        </w:rPr>
+        <w:t>Puedes abrir directamente el archivo en cualquier navegador (Google Chrome, Microsoft Edge, Safari o Firefox):</w:t>
+      </w:r>
+    </w:p>
+    <w:p>
+      <w:pPr>
+        <w:numPr>
+          <w:ilvl w:val="0"/>
+          <w:numId w:val="9"/>
+        </w:numPr>
+        <w:pBdr>
+          <w:top w:val="single" w:sz="2" w:space="0" w:color="auto"/>
+          <w:left w:val="single" w:sz="2" w:space="0" w:color="auto"/>
+          <w:bottom w:val="single" w:sz="2" w:space="0" w:color="auto"/>
+          <w:right w:val="single" w:sz="2" w:space="0" w:color="auto"/>
+        </w:pBdr>
+        <w:shd w:val="clear" w:color="auto" w:fill="181818"/>
+        <w:spacing w:before="100" w:beforeAutospacing="1" w:after="100" w:afterAutospacing="1" w:line="240" w:lineRule="auto"/>
+        <w:rPr>
+          <w:rStyle w:val="context-scope-mention"/>
+          <w:bdr w:val="single" w:sz="2" w:space="0" w:color="auto" w:frame="1"/>
+        </w:rPr>
+      </w:pPr>
+      <w:r>
+        <w:rPr>
+          <w:rFonts w:ascii="Segoe UI" w:hAnsi="Segoe UI" w:cs="Segoe UI"/>
+          <w:color w:val="CCCCCC"/>
+          <w:sz w:val="20"/>
+          <w:szCs w:val="20"/>
+        </w:rPr>
+        <w:t>Haz doble clic en el archivo local: </w:t>
+      </w:r>
+    </w:p>
+    <w:p>
+      <w:pPr>
+        <w:pBdr>
+          <w:top w:val="single" w:sz="2" w:space="0" w:color="auto"/>
+          <w:left w:val="single" w:sz="2" w:space="0" w:color="auto"/>
+          <w:bottom w:val="single" w:sz="2" w:space="0" w:color="auto"/>
+          <w:right w:val="single" w:sz="2" w:space="0" w:color="auto"/>
+        </w:pBdr>
+        <w:shd w:val="clear" w:color="auto" w:fill="181818"/>
+        <w:spacing w:before="100" w:beforeAutospacing="1" w:after="100" w:afterAutospacing="1"/>
+        <w:ind w:left="720"/>
+      </w:pPr>
+      <w:r>
+        <w:rPr>
+          <w:rFonts w:ascii="Segoe UI" w:hAnsi="Segoe UI" w:cs="Segoe UI"/>
+          <w:noProof/>
+          <w:color w:val="CCCCCC"/>
+          <w:sz w:val="20"/>
+          <w:szCs w:val="20"/>
+          <w:bdr w:val="single" w:sz="2" w:space="0" w:color="auto" w:frame="1"/>
+        </w:rPr>
+        <mc:AlternateContent>
+          <mc:Choice Requires="wps">
+            <w:drawing>
+              <wp:inline distT="0" distB="0" distL="0" distR="0" wp14:anchorId="53BF363D" wp14:editId="304A6D0E">
+                <wp:extent cx="304800" cy="304800"/>
+                <wp:effectExtent l="0" t="0" r="0" b="0"/>
+                <wp:docPr id="1" name="Rectángulo 1"/>
+                <wp:cNvGraphicFramePr>
+                  <a:graphicFrameLocks xmlns:a="http://schemas.openxmlformats.org/drawingml/2006/main" noChangeAspect="1"/>
+                </wp:cNvGraphicFramePr>
+                <a:graphic xmlns:a="http://schemas.openxmlformats.org/drawingml/2006/main">
+                  <a:graphicData uri="http://schemas.microsoft.com/office/word/2010/wordprocessingShape">
+                    <wps:wsp>
+                      <wps:cNvSpPr>
+                        <a:spLocks noChangeAspect="1" noChangeArrowheads="1"/>
+                      </wps:cNvSpPr>
+                      <wps:spPr bwMode="auto">
+                        <a:xfrm>
+                          <a:off x="0" y="0"/>
+                          <a:ext cx="304800" cy="304800"/>
+                        </a:xfrm>
+                        <a:prstGeom prst="rect">
+                          <a:avLst/>
+                        </a:prstGeom>
+                        <a:noFill/>
+                        <a:ln>
+                          <a:noFill/>
+                        </a:ln>
+                        <a:extLst>
+                          <a:ext uri="{909E8E84-426E-40DD-AFC4-6F175D3DCCD1}">
+                            <a14:hiddenFill xmlns:a14="http://schemas.microsoft.com/office/drawing/2010/main">
+                              <a:solidFill>
+                                <a:srgbClr val="FFFFFF"/>
+                              </a:solidFill>
+                            </a14:hiddenFill>
+                          </a:ext>
+                          <a:ext uri="{91240B29-F687-4F45-9708-019B960494DF}">
+                            <a14:hiddenLine xmlns:a14="http://schemas.microsoft.com/office/drawing/2010/main" w="9525">
+                              <a:solidFill>
+                                <a:srgbClr val="000000"/>
+                              </a:solidFill>
+                              <a:miter lim="800000"/>
+                              <a:headEnd/>
+                              <a:tailEnd/>
+                            </a14:hiddenLine>
+                          </a:ext>
+                        </a:extLst>
+                      </wps:spPr>
+                      <wps:bodyPr rot="0" vert="horz" wrap="square" lIns="91440" tIns="45720" rIns="91440" bIns="45720" anchor="t" anchorCtr="0" upright="1">
+                        <a:noAutofit/>
+                      </wps:bodyPr>
+                    </wps:wsp>
+                  </a:graphicData>
+                </a:graphic>
+              </wp:inline>
+            </w:drawing>
+          </mc:Choice>
+          <mc:Fallback>
+            <w:pict>
+              <v:rect w14:anchorId="3EC54751" id="Rectángulo 1" o:spid="_x0000_s1026" style="width:24pt;height:24pt;visibility:visible;mso-wrap-style:square;mso-left-percent:-10001;mso-top-percent:-10001;mso-position-horizontal:absolute;mso-position-horizontal-relative:char;mso-position-vertical:absolute;mso-position-vertical-relative:line;mso-left-percent:-10001;mso-top-percent:-10001;v-text-anchor:top" o:gfxdata="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" filled="f" stroked="f">
+                <o:lock v:ext="edit" aspectratio="t"/>
+                <w10:anchorlock/>
+              </v:rect>
+            </w:pict>
+          </mc:Fallback>
+        </mc:AlternateContent>
+      </w:r>
+    </w:p>
+    <w:p>
+      <w:pPr>
+        <w:pBdr>
+          <w:top w:val="single" w:sz="2" w:space="0" w:color="auto"/>
+          <w:left w:val="single" w:sz="2" w:space="0" w:color="auto"/>
+          <w:bottom w:val="single" w:sz="2" w:space="0" w:color="auto"/>
+          <w:right w:val="single" w:sz="2" w:space="0" w:color="auto"/>
+        </w:pBdr>
+        <w:shd w:val="clear" w:color="auto" w:fill="181818"/>
+        <w:spacing w:before="100" w:beforeAutospacing="1" w:after="100" w:afterAutospacing="1"/>
+        <w:ind w:left="720"/>
+        <w:rPr>
+          <w:rFonts w:ascii="Segoe UI" w:hAnsi="Segoe UI" w:cs="Segoe UI"/>
+          <w:color w:val="CCCCCC"/>
+          <w:sz w:val="20"/>
+          <w:szCs w:val="20"/>
+        </w:rPr>
+      </w:pPr>
+      <w:r>
+        <w:rPr>
+          <w:rStyle w:val="CdigoHTML"/>
+          <w:rFonts w:ascii="Consolas" w:eastAsiaTheme="majorEastAsia" w:hAnsi="Consolas"/>
+          <w:color w:val="D0D0D0"/>
+          <w:sz w:val="18"/>
+          <w:szCs w:val="18"/>
+          <w:bdr w:val="single" w:sz="2" w:space="0" w:color="auto" w:frame="1"/>
+          <w:shd w:val="clear" w:color="auto" w:fill="3C3C3C"/>
+        </w:rPr>
+        <w:t>c:\Users\Luis Gómez\</w:t>
+      </w:r>
+      <w:proofErr w:type="spellStart"/>
+      <w:r>
+        <w:rPr>
+          <w:rStyle w:val="CdigoHTML"/>
+          <w:rFonts w:ascii="Consolas" w:eastAsiaTheme="majorEastAsia" w:hAnsi="Consolas"/>
+          <w:color w:val="D0D0D0"/>
+          <w:sz w:val="18"/>
+          <w:szCs w:val="18"/>
+          <w:bdr w:val="single" w:sz="2" w:space="0" w:color="auto" w:frame="1"/>
+          <w:shd w:val="clear" w:color="auto" w:fill="3C3C3C"/>
+        </w:rPr>
+        <w:t>Documents</w:t>
+      </w:r>
+      <w:proofErr w:type="spellEnd"/>
+      <w:r>
+        <w:rPr>
+          <w:rStyle w:val="CdigoHTML"/>
+          <w:rFonts w:ascii="Consolas" w:eastAsiaTheme="majorEastAsia" w:hAnsi="Consolas"/>
+          <w:color w:val="D0D0D0"/>
+          <w:sz w:val="18"/>
+          <w:szCs w:val="18"/>
+          <w:bdr w:val="single" w:sz="2" w:space="0" w:color="auto" w:frame="1"/>
+          <w:shd w:val="clear" w:color="auto" w:fill="3C3C3C"/>
+        </w:rPr>
+        <w:t>\repositorio\</w:t>
+      </w:r>
+      <w:proofErr w:type="spellStart"/>
+      <w:r>
+        <w:rPr>
+          <w:rStyle w:val="CdigoHTML"/>
+          <w:rFonts w:ascii="Consolas" w:eastAsiaTheme="majorEastAsia" w:hAnsi="Consolas"/>
+          <w:color w:val="D0D0D0"/>
+          <w:sz w:val="18"/>
+          <w:szCs w:val="18"/>
+          <w:bdr w:val="single" w:sz="2" w:space="0" w:color="auto" w:frame="1"/>
+          <w:shd w:val="clear" w:color="auto" w:fill="3C3C3C"/>
+        </w:rPr>
+        <w:t>english-day</w:t>
+      </w:r>
+      <w:proofErr w:type="spellEnd"/>
+      <w:r>
+        <w:rPr>
+          <w:rStyle w:val="CdigoHTML"/>
+          <w:rFonts w:ascii="Consolas" w:eastAsiaTheme="majorEastAsia" w:hAnsi="Consolas"/>
+          <w:color w:val="D0D0D0"/>
+          <w:sz w:val="18"/>
+          <w:szCs w:val="18"/>
+          <w:bdr w:val="single" w:sz="2" w:space="0" w:color="auto" w:frame="1"/>
+          <w:shd w:val="clear" w:color="auto" w:fill="3C3C3C"/>
+        </w:rPr>
+        <w:t>\</w:t>
+      </w:r>
+      <w:proofErr w:type="spellStart"/>
+      <w:r>
+        <w:rPr>
+          <w:rStyle w:val="CdigoHTML"/>
+          <w:rFonts w:ascii="Consolas" w:eastAsiaTheme="majorEastAsia" w:hAnsi="Consolas"/>
+          <w:color w:val="D0D0D0"/>
+          <w:sz w:val="18"/>
+          <w:szCs w:val="18"/>
+          <w:bdr w:val="single" w:sz="2" w:space="0" w:color="auto" w:frame="1"/>
+          <w:shd w:val="clear" w:color="auto" w:fill="3C3C3C"/>
+        </w:rPr>
+        <w:t>frontend</w:t>
+      </w:r>
+      <w:proofErr w:type="spellEnd"/>
+      <w:r>
+        <w:rPr>
+          <w:rStyle w:val="CdigoHTML"/>
+          <w:rFonts w:ascii="Consolas" w:eastAsiaTheme="majorEastAsia" w:hAnsi="Consolas"/>
+          <w:color w:val="D0D0D0"/>
+          <w:sz w:val="18"/>
+          <w:szCs w:val="18"/>
+          <w:bdr w:val="single" w:sz="2" w:space="0" w:color="auto" w:frame="1"/>
+          <w:shd w:val="clear" w:color="auto" w:fill="3C3C3C"/>
+        </w:rPr>
+        <w:t>\index.html</w:t>
+      </w:r>
+    </w:p>
+    <w:p>
+      <w:pPr>
+        <w:numPr>
+          <w:ilvl w:val="0"/>
+          <w:numId w:val="9"/>
+        </w:numPr>
+        <w:pBdr>
+          <w:top w:val="single" w:sz="2" w:space="0" w:color="auto"/>
+          <w:left w:val="single" w:sz="2" w:space="0" w:color="auto"/>
+          <w:bottom w:val="single" w:sz="2" w:space="0" w:color="auto"/>
+          <w:right w:val="single" w:sz="2" w:space="0" w:color="auto"/>
+        </w:pBdr>
+        <w:shd w:val="clear" w:color="auto" w:fill="181818"/>
+        <w:spacing w:before="100" w:beforeAutospacing="1" w:after="100" w:afterAutospacing="1" w:line="240" w:lineRule="auto"/>
+        <w:rPr>
+          <w:rFonts w:ascii="Segoe UI" w:hAnsi="Segoe UI" w:cs="Segoe UI"/>
+          <w:color w:val="CCCCCC"/>
+          <w:sz w:val="20"/>
+          <w:szCs w:val="20"/>
+        </w:rPr>
+      </w:pPr>
+      <w:r>
+        <w:rPr>
+          <w:rFonts w:ascii="Segoe UI" w:hAnsi="Segoe UI" w:cs="Segoe UI"/>
+          <w:color w:val="CCCCCC"/>
+          <w:sz w:val="20"/>
+          <w:szCs w:val="20"/>
+        </w:rPr>
+        <w:t>O usa la extensión </w:t>
+      </w:r>
+      <w:r>
+        <w:rPr>
+          <w:rStyle w:val="nfasis"/>
+          <w:rFonts w:ascii="Segoe UI" w:hAnsi="Segoe UI" w:cs="Segoe UI"/>
+          <w:color w:val="CCCCCC"/>
+          <w:sz w:val="20"/>
+          <w:szCs w:val="20"/>
+          <w:bdr w:val="single" w:sz="2" w:space="0" w:color="auto" w:frame="1"/>
+        </w:rPr>
+        <w:t>Live Server</w:t>
+      </w:r>
+      <w:r>
+        <w:rPr>
+          <w:rFonts w:ascii="Segoe UI" w:hAnsi="Segoe UI" w:cs="Segoe UI"/>
+          <w:color w:val="CCCCCC"/>
+          <w:sz w:val="20"/>
+          <w:szCs w:val="20"/>
+        </w:rPr>
+        <w:t> de tu editor.</w:t>
+      </w:r>
+    </w:p>
+    <w:p>
+      <w:pPr>
+        <w:spacing w:after="0"/>
+        <w:rPr>
+          <w:rFonts w:ascii="Times New Roman" w:hAnsi="Times New Roman" w:cs="Times New Roman"/>
+        </w:rPr>
+      </w:pPr>
+      <w:r>
+        <w:pict w14:anchorId="6990A8F6">
+          <v:rect id="_x0000_i1037" style="width:779.55pt;height:.75pt" o:hrpct="0" o:hralign="center" o:hrstd="t" o:hr="t" fillcolor="#a0a0a0" stroked="f"/>
+        </w:pict>
+      </w:r>
+    </w:p>
+    <w:p>
+      <w:pPr>
+        <w:pStyle w:val="Ttulo3"/>
+        <w:pBdr>
+          <w:top w:val="single" w:sz="2" w:space="0" w:color="auto"/>
+          <w:left w:val="single" w:sz="2" w:space="0" w:color="auto"/>
+          <w:bottom w:val="single" w:sz="2" w:space="0" w:color="auto"/>
+          <w:right w:val="single" w:sz="2" w:space="0" w:color="auto"/>
+        </w:pBdr>
+        <w:shd w:val="clear" w:color="auto" w:fill="181818"/>
+        <w:rPr>
+          <w:rFonts w:ascii="Segoe UI" w:hAnsi="Segoe UI" w:cs="Segoe UI"/>
+          <w:color w:val="CCCCCC"/>
+        </w:rPr>
+      </w:pPr>
+      <w:r>
+        <w:rPr>
+          <w:rFonts w:ascii="Segoe UI" w:hAnsi="Segoe UI" w:cs="Segoe UI"/>
+          <w:b/>
+          <w:bCs/>
+          <w:color w:val="CCCCCC"/>
+        </w:rPr>
+        <w:t>¿Cómo deseas que procedamos?</w:t>
+      </w:r>
+    </w:p>
+    <w:p>
+      <w:pPr>
+        <w:numPr>
+          <w:ilvl w:val="0"/>
+          <w:numId w:val="10"/>
+        </w:numPr>
+        <w:pBdr>
+          <w:top w:val="single" w:sz="2" w:space="0" w:color="auto"/>
+          <w:left w:val="single" w:sz="2" w:space="0" w:color="auto"/>
+          <w:bottom w:val="single" w:sz="2" w:space="0" w:color="auto"/>
+          <w:right w:val="single" w:sz="2" w:space="0" w:color="auto"/>
+        </w:pBdr>
+        <w:shd w:val="clear" w:color="auto" w:fill="181818"/>
+        <w:spacing w:before="100" w:beforeAutospacing="1" w:after="100" w:afterAutospacing="1" w:line="240" w:lineRule="auto"/>
+        <w:rPr>
+          <w:rFonts w:ascii="Segoe UI" w:hAnsi="Segoe UI" w:cs="Segoe UI"/>
+          <w:color w:val="CCCCCC"/>
+          <w:sz w:val="20"/>
+          <w:szCs w:val="20"/>
+        </w:rPr>
+      </w:pPr>
+      <w:r>
+        <w:rPr>
+          <w:rStyle w:val="Textoennegrita"/>
+          <w:rFonts w:ascii="Segoe UI" w:hAnsi="Segoe UI" w:cs="Segoe UI"/>
+          <w:color w:val="CCCCCC"/>
+          <w:sz w:val="20"/>
+          <w:szCs w:val="20"/>
+          <w:bdr w:val="single" w:sz="2" w:space="0" w:color="auto" w:frame="1"/>
+        </w:rPr>
+        <w:t>Avanzar con la Base de Datos</w:t>
+      </w:r>
+      <w:r>
+        <w:rPr>
+          <w:rFonts w:ascii="Segoe UI" w:hAnsi="Segoe UI" w:cs="Segoe UI"/>
+          <w:color w:val="CCCCCC"/>
+          <w:sz w:val="20"/>
+          <w:szCs w:val="20"/>
+        </w:rPr>
+        <w:t>: Crear los scripts SQL (PostgreSQL / MySQL) con las tablas </w:t>
+      </w:r>
+      <w:proofErr w:type="spellStart"/>
+      <w:r>
+        <w:rPr>
+          <w:rStyle w:val="CdigoHTML"/>
+          <w:rFonts w:ascii="Consolas" w:eastAsiaTheme="majorEastAsia" w:hAnsi="Consolas"/>
+          <w:color w:val="D0D0D0"/>
+          <w:sz w:val="18"/>
+          <w:szCs w:val="18"/>
+          <w:bdr w:val="single" w:sz="2" w:space="0" w:color="auto" w:frame="1"/>
+          <w:shd w:val="clear" w:color="auto" w:fill="3C3C3C"/>
+        </w:rPr>
+        <w:t>rooms</w:t>
+      </w:r>
+      <w:proofErr w:type="spellEnd"/>
+      <w:r>
+        <w:rPr>
+          <w:rFonts w:ascii="Segoe UI" w:hAnsi="Segoe UI" w:cs="Segoe UI"/>
+          <w:color w:val="CCCCCC"/>
+          <w:sz w:val="20"/>
+          <w:szCs w:val="20"/>
+        </w:rPr>
+        <w:t>, </w:t>
+      </w:r>
+      <w:proofErr w:type="spellStart"/>
+      <w:r>
+        <w:rPr>
+          <w:rStyle w:val="CdigoHTML"/>
+          <w:rFonts w:ascii="Consolas" w:eastAsiaTheme="majorEastAsia" w:hAnsi="Consolas"/>
+          <w:color w:val="D0D0D0"/>
+          <w:sz w:val="18"/>
+          <w:szCs w:val="18"/>
+          <w:bdr w:val="single" w:sz="2" w:space="0" w:color="auto" w:frame="1"/>
+          <w:shd w:val="clear" w:color="auto" w:fill="3C3C3C"/>
+        </w:rPr>
+        <w:t>players</w:t>
+      </w:r>
+      <w:proofErr w:type="spellEnd"/>
+      <w:r>
+        <w:rPr>
+          <w:rFonts w:ascii="Segoe UI" w:hAnsi="Segoe UI" w:cs="Segoe UI"/>
+          <w:color w:val="CCCCCC"/>
+          <w:sz w:val="20"/>
+          <w:szCs w:val="20"/>
+        </w:rPr>
+        <w:t>, </w:t>
+      </w:r>
+      <w:proofErr w:type="spellStart"/>
+      <w:r>
+        <w:rPr>
+          <w:rStyle w:val="CdigoHTML"/>
+          <w:rFonts w:ascii="Consolas" w:eastAsiaTheme="majorEastAsia" w:hAnsi="Consolas"/>
+          <w:color w:val="D0D0D0"/>
+          <w:sz w:val="18"/>
+          <w:szCs w:val="18"/>
+          <w:bdr w:val="single" w:sz="2" w:space="0" w:color="auto" w:frame="1"/>
+          <w:shd w:val="clear" w:color="auto" w:fill="3C3C3C"/>
+        </w:rPr>
+        <w:t>questions</w:t>
+      </w:r>
+      <w:proofErr w:type="spellEnd"/>
+      <w:r>
+        <w:rPr>
+          <w:rFonts w:ascii="Segoe UI" w:hAnsi="Segoe UI" w:cs="Segoe UI"/>
+          <w:color w:val="CCCCCC"/>
+          <w:sz w:val="20"/>
+          <w:szCs w:val="20"/>
+        </w:rPr>
+        <w:t>, </w:t>
+      </w:r>
+      <w:r>
+        <w:rPr>
+          <w:rStyle w:val="CdigoHTML"/>
+          <w:rFonts w:ascii="Consolas" w:eastAsiaTheme="majorEastAsia" w:hAnsi="Consolas"/>
+          <w:color w:val="D0D0D0"/>
+          <w:sz w:val="18"/>
+          <w:szCs w:val="18"/>
+          <w:bdr w:val="single" w:sz="2" w:space="0" w:color="auto" w:frame="1"/>
+          <w:shd w:val="clear" w:color="auto" w:fill="3C3C3C"/>
+        </w:rPr>
+        <w:t>scores</w:t>
+      </w:r>
+      <w:r>
+        <w:rPr>
+          <w:rFonts w:ascii="Segoe UI" w:hAnsi="Segoe UI" w:cs="Segoe UI"/>
+          <w:color w:val="CCCCCC"/>
+          <w:sz w:val="20"/>
+          <w:szCs w:val="20"/>
+        </w:rPr>
+        <w:t> y el banco de preguntas en JSON.</w:t>
+      </w:r>
+    </w:p>
+    <w:p>
+      <w:pPr>
+        <w:numPr>
+          <w:ilvl w:val="0"/>
+          <w:numId w:val="10"/>
+        </w:numPr>
+        <w:pBdr>
+          <w:top w:val="single" w:sz="2" w:space="0" w:color="auto"/>
+          <w:left w:val="single" w:sz="2" w:space="0" w:color="auto"/>
+          <w:bottom w:val="single" w:sz="2" w:space="0" w:color="auto"/>
+          <w:right w:val="single" w:sz="2" w:space="0" w:color="auto"/>
+        </w:pBdr>
+        <w:shd w:val="clear" w:color="auto" w:fill="181818"/>
+        <w:spacing w:before="100" w:beforeAutospacing="1" w:after="100" w:afterAutospacing="1" w:line="240" w:lineRule="auto"/>
+        <w:rPr>
+          <w:rFonts w:ascii="Segoe UI" w:hAnsi="Segoe UI" w:cs="Segoe UI"/>
+          <w:color w:val="CCCCCC"/>
+          <w:sz w:val="20"/>
+          <w:szCs w:val="20"/>
+        </w:rPr>
+      </w:pPr>
+      <w:r>
+        <w:rPr>
+          <w:rStyle w:val="Textoennegrita"/>
+          <w:rFonts w:ascii="Segoe UI" w:hAnsi="Segoe UI" w:cs="Segoe UI"/>
+          <w:color w:val="CCCCCC"/>
+          <w:sz w:val="20"/>
+          <w:szCs w:val="20"/>
+          <w:bdr w:val="single" w:sz="2" w:space="0" w:color="auto" w:frame="1"/>
+        </w:rPr>
+        <w:t xml:space="preserve">Estructurar el </w:t>
+      </w:r>
+      <w:proofErr w:type="spellStart"/>
+      <w:r>
+        <w:rPr>
+          <w:rStyle w:val="Textoennegrita"/>
+          <w:rFonts w:ascii="Segoe UI" w:hAnsi="Segoe UI" w:cs="Segoe UI"/>
+          <w:color w:val="CCCCCC"/>
+          <w:sz w:val="20"/>
+          <w:szCs w:val="20"/>
+          <w:bdr w:val="single" w:sz="2" w:space="0" w:color="auto" w:frame="1"/>
+        </w:rPr>
+        <w:t>Backend</w:t>
+      </w:r>
+      <w:proofErr w:type="spellEnd"/>
+      <w:r>
+        <w:rPr>
+          <w:rStyle w:val="Textoennegrita"/>
+          <w:rFonts w:ascii="Segoe UI" w:hAnsi="Segoe UI" w:cs="Segoe UI"/>
+          <w:color w:val="CCCCCC"/>
+          <w:sz w:val="20"/>
+          <w:szCs w:val="20"/>
+          <w:bdr w:val="single" w:sz="2" w:space="0" w:color="auto" w:frame="1"/>
+        </w:rPr>
+        <w:t xml:space="preserve"> en Java / Spring </w:t>
+      </w:r>
+      <w:proofErr w:type="spellStart"/>
+      <w:r>
+        <w:rPr>
+          <w:rStyle w:val="Textoennegrita"/>
+          <w:rFonts w:ascii="Segoe UI" w:hAnsi="Segoe UI" w:cs="Segoe UI"/>
+          <w:color w:val="CCCCCC"/>
+          <w:sz w:val="20"/>
+          <w:szCs w:val="20"/>
+          <w:bdr w:val="single" w:sz="2" w:space="0" w:color="auto" w:frame="1"/>
+        </w:rPr>
+        <w:t>Boot</w:t>
+      </w:r>
+      <w:proofErr w:type="spellEnd"/>
+      <w:r>
+        <w:rPr>
+          <w:rFonts w:ascii="Segoe UI" w:hAnsi="Segoe UI" w:cs="Segoe UI"/>
+          <w:color w:val="CCCCCC"/>
+          <w:sz w:val="20"/>
+          <w:szCs w:val="20"/>
+        </w:rPr>
+        <w:t xml:space="preserve">: Configurar el proyecto base, controladores REST y los </w:t>
+      </w:r>
+      <w:proofErr w:type="spellStart"/>
+      <w:r>
+        <w:rPr>
+          <w:rFonts w:ascii="Segoe UI" w:hAnsi="Segoe UI" w:cs="Segoe UI"/>
+          <w:color w:val="CCCCCC"/>
+          <w:sz w:val="20"/>
+          <w:szCs w:val="20"/>
+        </w:rPr>
+        <w:t>endpoints</w:t>
+      </w:r>
+      <w:proofErr w:type="spellEnd"/>
+      <w:r>
+        <w:rPr>
+          <w:rFonts w:ascii="Segoe UI" w:hAnsi="Segoe UI" w:cs="Segoe UI"/>
+          <w:color w:val="CCCCCC"/>
+          <w:sz w:val="20"/>
+          <w:szCs w:val="20"/>
+        </w:rPr>
+        <w:t xml:space="preserve"> de </w:t>
+      </w:r>
+      <w:proofErr w:type="spellStart"/>
+      <w:r>
+        <w:rPr>
+          <w:rFonts w:ascii="Segoe UI" w:hAnsi="Segoe UI" w:cs="Segoe UI"/>
+          <w:color w:val="CCCCCC"/>
+          <w:sz w:val="20"/>
+          <w:szCs w:val="20"/>
+        </w:rPr>
+        <w:t>WebSockets</w:t>
+      </w:r>
+      <w:proofErr w:type="spellEnd"/>
+      <w:r>
+        <w:rPr>
+          <w:rFonts w:ascii="Segoe UI" w:hAnsi="Segoe UI" w:cs="Segoe UI"/>
+          <w:color w:val="CCCCCC"/>
+          <w:sz w:val="20"/>
+          <w:szCs w:val="20"/>
+        </w:rPr>
+        <w:t xml:space="preserve"> para la sincronización en tiempo real.</w:t>
+      </w:r>
+    </w:p>
+    <w:p>
+      <w:pPr>
+        <w:numPr>
+          <w:ilvl w:val="0"/>
+          <w:numId w:val="10"/>
+        </w:numPr>
+        <w:pBdr>
+          <w:top w:val="single" w:sz="2" w:space="0" w:color="auto"/>
+          <w:left w:val="single" w:sz="2" w:space="0" w:color="auto"/>
+          <w:bottom w:val="single" w:sz="2" w:space="0" w:color="auto"/>
+          <w:right w:val="single" w:sz="2" w:space="0" w:color="auto"/>
+        </w:pBdr>
+        <w:shd w:val="clear" w:color="auto" w:fill="181818"/>
+        <w:spacing w:before="100" w:beforeAutospacing="1" w:after="100" w:afterAutospacing="1" w:line="240" w:lineRule="auto"/>
+        <w:rPr>
+          <w:rFonts w:ascii="Segoe UI" w:hAnsi="Segoe UI" w:cs="Segoe UI"/>
+          <w:color w:val="CCCCCC"/>
+          <w:sz w:val="20"/>
+          <w:szCs w:val="20"/>
+        </w:rPr>
+      </w:pPr>
+      <w:r>
+        <w:rPr>
+          <w:rStyle w:val="Textoennegrita"/>
+          <w:rFonts w:ascii="Segoe UI" w:hAnsi="Segoe UI" w:cs="Segoe UI"/>
+          <w:color w:val="CCCCCC"/>
+          <w:sz w:val="20"/>
+          <w:szCs w:val="20"/>
+          <w:bdr w:val="single" w:sz="2" w:space="0" w:color="auto" w:frame="1"/>
+        </w:rPr>
+        <w:t xml:space="preserve">Ajustar o agregar más funcionalidades al </w:t>
+      </w:r>
+      <w:proofErr w:type="spellStart"/>
+      <w:r>
+        <w:rPr>
+          <w:rStyle w:val="Textoennegrita"/>
+          <w:rFonts w:ascii="Segoe UI" w:hAnsi="Segoe UI" w:cs="Segoe UI"/>
+          <w:color w:val="CCCCCC"/>
+          <w:sz w:val="20"/>
+          <w:szCs w:val="20"/>
+          <w:bdr w:val="single" w:sz="2" w:space="0" w:color="auto" w:frame="1"/>
+        </w:rPr>
+        <w:t>Frontend</w:t>
+      </w:r>
+      <w:proofErr w:type="spellEnd"/>
+      <w:r>
+        <w:rPr>
+          <w:rFonts w:ascii="Segoe UI" w:hAnsi="Segoe UI" w:cs="Segoe UI"/>
+          <w:color w:val="CCCCCC"/>
+          <w:sz w:val="20"/>
+          <w:szCs w:val="20"/>
+        </w:rPr>
+        <w:t>: Incorporar nuevas trivias pedagógicas, ajustar mecánicas o personalizar la interfaz.</w:t>
+      </w:r>
+    </w:p>
+    <w:p>
+      <w:pPr>
+        <w:rPr>
+          <w:lang w:eastAsia="es-MX"/>
+        </w:rPr>
+      </w:pPr>
     </w:p>
     <w:p/>
     <w:sectPr>
@@ -2726,8 +5733,157 @@
 </file>
 
 <file path=word/numbering.xml><?xml version="1.0" encoding="utf-8"?>
-<w:numbering xmlns:wpc="http://schemas.microsoft.com/office/word/2010/wordprocessingCanvas" xmlns:cx="http://schemas.microsoft.com/office/drawing/2014/chartex" xmlns:cx1="http://schemas.microsoft.com/office/drawing/2015/9/8/chartex" xmlns:cx2="http://schemas.microsoft.com/office/drawing/2015/10/21/chartex" xmlns:cx3="http://schemas.microsoft.com/office/drawing/2016/5/9/chartex" xmlns:cx4="http://schemas.microsoft.com/office/drawing/2016/5/10/chartex" xmlns:cx5="http://schemas.microsoft.com/office/drawing/2016/5/11/chartex" xmlns:cx6="http://schemas.microsoft.com/office/drawing/2016/5/12/chartex" xmlns:cx7="http://schemas.microsoft.com/office/drawing/2016/5/13/chartex" xmlns:cx8="http://schemas.microsoft.com/office/drawing/2016/5/14/chartex" xmlns:mc="http://schemas.openxmlformats.org/markup-compatibility/2006" xmlns:m="http://schemas.openxmlformats.org/officeDocument/2006/math" xmlns:aink="http://schemas.microsoft.com/office/drawing/2016/ink" xmlns:am3d="http://schemas.microsoft.com/office/drawing/2017/model3d" xmlns:oel="http://schemas.microsoft.com/office/2019/extlst" xmlns:r="http://schemas.openxmlformats.org/officeDocument/2006/relationships" xmlns:wp14="http://schemas.microsoft.com/office/word/2010/wordprocessingDrawing" xmlns:wp="http://schemas.openxmlformats.org/drawingml/2006/wordprocessingDrawing" xmlns:wpg="http://schemas.microsoft.com/office/word/2010/wordprocessingGroup" xmlns:wpi="http://schemas.microsoft.com/office/word/2010/wordprocessingInk" xmlns:wps="http://schemas.microsoft.com/office/word/2010/wordprocessingShape" xmlns:o="urn:schemas-microsoft-com:office:office" xmlns:v="urn:schemas-microsoft-com:vml" xmlns:w10="urn:schemas-microsoft-com:office:word" xmlns:w="http://schemas.openxmlformats.org/wordprocessingml/2006/main" xmlns:w14="http://schemas.microsoft.com/office/word/2010/wordml" xmlns:w15="http://schemas.microsoft.com/office/word/2012/wordml" xmlns:w16cex="http://schemas.microsoft.com/office/word/2018/wordml/cex" xmlns:w16cid="http://schemas.microsoft.com/office/word/2016/wordml/cid" xmlns:w16="http://schemas.microsoft.com/office/word/2018/wordml" xmlns:w16sdtdh="http://schemas.microsoft.com/office/word/2020/wordml/sdtdatahash" xmlns:w16sdtfl="http://schemas.microsoft.com/office/word/2024/wordml/sdtformatlock" xmlns:w16se="http://schemas.microsoft.com/office/word/2015/wordml/symex" xmlns:w16du="http://schemas.microsoft.com/office/word/2023/wordml/word16du" xmlns:wne="http://schemas.microsoft.com/office/word/2006/wordml" mc:Ignorable="w14 w15 w16se w16cid w16 w16cex w16sdtdh w16sdtfl w16du wp14">
+<w:numbering xmlns:wpc="http://schemas.microsoft.com/office/word/2010/wordprocessingCanvas" xmlns:cx="http://schemas.microsoft.com/office/drawing/2014/chartex" xmlns:cx1="http://schemas.microsoft.com/office/drawing/2015/9/8/chartex" xmlns:cx2="http://schemas.microsoft.com/office/drawing/2015/10/21/chartex" xmlns:cx3="http://schemas.microsoft.com/office/drawing/2016/5/9/chartex" xmlns:cx4="http://schemas.microsoft.com/office/drawing/2016/5/10/chartex" xmlns:cx5="http://schemas.microsoft.com/office/drawing/2016/5/11/chartex" xmlns:cx6="http://schemas.microsoft.com/office/drawing/2016/5/12/chartex" xmlns:cx7="http://schemas.microsoft.com/office/drawing/2016/5/13/chartex" xmlns:cx8="http://schemas.microsoft.com/office/drawing/2016/5/14/chartex" xmlns:mc="http://schemas.openxmlformats.org/markup-compatibility/2006" xmlns:aink="http://schemas.microsoft.com/office/drawing/2016/ink" xmlns:am3d="http://schemas.microsoft.com/office/drawing/2017/model3d" xmlns:o="urn:schemas-microsoft-com:office:office" xmlns:r="http://schemas.openxmlformats.org/officeDocument/2006/relationships" xmlns:m="http://schemas.openxmlformats.org/officeDocument/2006/math" xmlns:v="urn:schemas-microsoft-com:vml" xmlns:wp14="http://schemas.microsoft.com/office/word/2010/wordprocessingDrawing" xmlns:wp="http://schemas.openxmlformats.org/drawingml/2006/wordprocessingDrawing" xmlns:w10="urn:schemas-microsoft-com:office:word" xmlns:w="http://schemas.openxmlformats.org/wordprocessingml/2006/main" xmlns:w14="http://schemas.microsoft.com/office/word/2010/wordml" xmlns:w15="http://schemas.microsoft.com/office/word/2012/wordml" xmlns:w16cex="http://schemas.microsoft.com/office/word/2018/wordml/cex" xmlns:w16cid="http://schemas.microsoft.com/office/word/2016/wordml/cid" xmlns:w16="http://schemas.microsoft.com/office/word/2018/wordml" xmlns:w16sdtdh="http://schemas.microsoft.com/office/word/2020/wordml/sdtdatahash" xmlns:w16se="http://schemas.microsoft.com/office/word/2015/wordml/symex" xmlns:wpg="http://schemas.microsoft.com/office/word/2010/wordprocessingGroup" xmlns:wpi="http://schemas.microsoft.com/office/word/2010/wordprocessingInk" xmlns:wne="http://schemas.microsoft.com/office/word/2006/wordml" xmlns:wps="http://schemas.microsoft.com/office/word/2010/wordprocessingShape" mc:Ignorable="w14 w15 w16se w16cid w16 w16cex w16sdtdh wp14">
   <w:abstractNum w:abstractNumId="0" w15:restartNumberingAfterBreak="0">
+    <w:nsid w:val="08CD5B0B"/>
+    <w:multiLevelType w:val="multilevel"/>
+    <w:tmpl w:val="FCD66AFE"/>
+    <w:lvl w:ilvl="0">
+      <w:start w:val="1"/>
+      <w:numFmt w:val="bullet"/>
+      <w:lvlText w:val=""/>
+      <w:lvlJc w:val="left"/>
+      <w:pPr>
+        <w:tabs>
+          <w:tab w:val="num" w:pos="720"/>
+        </w:tabs>
+        <w:ind w:left="720" w:hanging="360"/>
+      </w:pPr>
+      <w:rPr>
+        <w:rFonts w:ascii="Symbol" w:hAnsi="Symbol" w:hint="default"/>
+        <w:sz w:val="20"/>
+      </w:rPr>
+    </w:lvl>
+    <w:lvl w:ilvl="1" w:tentative="1">
+      <w:start w:val="1"/>
+      <w:numFmt w:val="bullet"/>
+      <w:lvlText w:val=""/>
+      <w:lvlJc w:val="left"/>
+      <w:pPr>
+        <w:tabs>
+          <w:tab w:val="num" w:pos="1440"/>
+        </w:tabs>
+        <w:ind w:left="1440" w:hanging="360"/>
+      </w:pPr>
+      <w:rPr>
+        <w:rFonts w:ascii="Symbol" w:hAnsi="Symbol" w:hint="default"/>
+        <w:sz w:val="20"/>
+      </w:rPr>
+    </w:lvl>
+    <w:lvl w:ilvl="2" w:tentative="1">
+      <w:start w:val="1"/>
+      <w:numFmt w:val="bullet"/>
+      <w:lvlText w:val=""/>
+      <w:lvlJc w:val="left"/>
+      <w:pPr>
+        <w:tabs>
+          <w:tab w:val="num" w:pos="2160"/>
+        </w:tabs>
+        <w:ind w:left="2160" w:hanging="360"/>
+      </w:pPr>
+      <w:rPr>
+        <w:rFonts w:ascii="Symbol" w:hAnsi="Symbol" w:hint="default"/>
+        <w:sz w:val="20"/>
+      </w:rPr>
+    </w:lvl>
+    <w:lvl w:ilvl="3" w:tentative="1">
+      <w:start w:val="1"/>
+      <w:numFmt w:val="bullet"/>
+      <w:lvlText w:val=""/>
+      <w:lvlJc w:val="left"/>
+      <w:pPr>
+        <w:tabs>
+          <w:tab w:val="num" w:pos="2880"/>
+        </w:tabs>
+        <w:ind w:left="2880" w:hanging="360"/>
+      </w:pPr>
+      <w:rPr>
+        <w:rFonts w:ascii="Symbol" w:hAnsi="Symbol" w:hint="default"/>
+        <w:sz w:val="20"/>
+      </w:rPr>
+    </w:lvl>
+    <w:lvl w:ilvl="4" w:tentative="1">
+      <w:start w:val="1"/>
+      <w:numFmt w:val="bullet"/>
+      <w:lvlText w:val=""/>
+      <w:lvlJc w:val="left"/>
+      <w:pPr>
+        <w:tabs>
+          <w:tab w:val="num" w:pos="3600"/>
+        </w:tabs>
+        <w:ind w:left="3600" w:hanging="360"/>
+      </w:pPr>
+      <w:rPr>
+        <w:rFonts w:ascii="Symbol" w:hAnsi="Symbol" w:hint="default"/>
+        <w:sz w:val="20"/>
+      </w:rPr>
+    </w:lvl>
+    <w:lvl w:ilvl="5" w:tentative="1">
+      <w:start w:val="1"/>
+      <w:numFmt w:val="bullet"/>
+      <w:lvlText w:val=""/>
+      <w:lvlJc w:val="left"/>
+      <w:pPr>
+        <w:tabs>
+          <w:tab w:val="num" w:pos="4320"/>
+        </w:tabs>
+        <w:ind w:left="4320" w:hanging="360"/>
+      </w:pPr>
+      <w:rPr>
+        <w:rFonts w:ascii="Symbol" w:hAnsi="Symbol" w:hint="default"/>
+        <w:sz w:val="20"/>
+      </w:rPr>
+    </w:lvl>
+    <w:lvl w:ilvl="6" w:tentative="1">
+      <w:start w:val="1"/>
+      <w:numFmt w:val="bullet"/>
+      <w:lvlText w:val=""/>
+      <w:lvlJc w:val="left"/>
+      <w:pPr>
+        <w:tabs>
+          <w:tab w:val="num" w:pos="5040"/>
+        </w:tabs>
+        <w:ind w:left="5040" w:hanging="360"/>
+      </w:pPr>
+      <w:rPr>
+        <w:rFonts w:ascii="Symbol" w:hAnsi="Symbol" w:hint="default"/>
+        <w:sz w:val="20"/>
+      </w:rPr>
+    </w:lvl>
+    <w:lvl w:ilvl="7" w:tentative="1">
+      <w:start w:val="1"/>
+      <w:numFmt w:val="bullet"/>
+      <w:lvlText w:val=""/>
+      <w:lvlJc w:val="left"/>
+      <w:pPr>
+        <w:tabs>
+          <w:tab w:val="num" w:pos="5760"/>
+        </w:tabs>
+        <w:ind w:left="5760" w:hanging="360"/>
+      </w:pPr>
+      <w:rPr>
+        <w:rFonts w:ascii="Symbol" w:hAnsi="Symbol" w:hint="default"/>
+        <w:sz w:val="20"/>
+      </w:rPr>
+    </w:lvl>
+    <w:lvl w:ilvl="8" w:tentative="1">
+      <w:start w:val="1"/>
+      <w:numFmt w:val="bullet"/>
+      <w:lvlText w:val=""/>
+      <w:lvlJc w:val="left"/>
+      <w:pPr>
+        <w:tabs>
+          <w:tab w:val="num" w:pos="6480"/>
+        </w:tabs>
+        <w:ind w:left="6480" w:hanging="360"/>
+      </w:pPr>
+      <w:rPr>
+        <w:rFonts w:ascii="Symbol" w:hAnsi="Symbol" w:hint="default"/>
+        <w:sz w:val="20"/>
+      </w:rPr>
+    </w:lvl>
+  </w:abstractNum>
+  <w:abstractNum w:abstractNumId="1" w15:restartNumberingAfterBreak="0">
     <w:nsid w:val="1A7A6F74"/>
     <w:multiLevelType w:val="multilevel"/>
     <w:tmpl w:val="24FE7028"/>
@@ -2876,7 +6032,7 @@
       </w:rPr>
     </w:lvl>
   </w:abstractNum>
-  <w:abstractNum w:abstractNumId="1" w15:restartNumberingAfterBreak="0">
+  <w:abstractNum w:abstractNumId="2" w15:restartNumberingAfterBreak="0">
     <w:nsid w:val="24102C34"/>
     <w:multiLevelType w:val="multilevel"/>
     <w:tmpl w:val="13420B12"/>
@@ -3025,7 +6181,7 @@
       </w:rPr>
     </w:lvl>
   </w:abstractNum>
-  <w:abstractNum w:abstractNumId="2" w15:restartNumberingAfterBreak="0">
+  <w:abstractNum w:abstractNumId="3" w15:restartNumberingAfterBreak="0">
     <w:nsid w:val="28272770"/>
     <w:multiLevelType w:val="multilevel"/>
     <w:tmpl w:val="35AC84AA"/>
@@ -3138,7 +6294,120 @@
       </w:pPr>
     </w:lvl>
   </w:abstractNum>
-  <w:abstractNum w:abstractNumId="3" w15:restartNumberingAfterBreak="0">
+  <w:abstractNum w:abstractNumId="4" w15:restartNumberingAfterBreak="0">
+    <w:nsid w:val="3F876601"/>
+    <w:multiLevelType w:val="multilevel"/>
+    <w:tmpl w:val="1494C07A"/>
+    <w:lvl w:ilvl="0">
+      <w:start w:val="1"/>
+      <w:numFmt w:val="decimal"/>
+      <w:lvlText w:val="%1."/>
+      <w:lvlJc w:val="left"/>
+      <w:pPr>
+        <w:tabs>
+          <w:tab w:val="num" w:pos="720"/>
+        </w:tabs>
+        <w:ind w:left="720" w:hanging="360"/>
+      </w:pPr>
+    </w:lvl>
+    <w:lvl w:ilvl="1" w:tentative="1">
+      <w:start w:val="1"/>
+      <w:numFmt w:val="decimal"/>
+      <w:lvlText w:val="%2."/>
+      <w:lvlJc w:val="left"/>
+      <w:pPr>
+        <w:tabs>
+          <w:tab w:val="num" w:pos="1440"/>
+        </w:tabs>
+        <w:ind w:left="1440" w:hanging="360"/>
+      </w:pPr>
+    </w:lvl>
+    <w:lvl w:ilvl="2" w:tentative="1">
+      <w:start w:val="1"/>
+      <w:numFmt w:val="decimal"/>
+      <w:lvlText w:val="%3."/>
+      <w:lvlJc w:val="left"/>
+      <w:pPr>
+        <w:tabs>
+          <w:tab w:val="num" w:pos="2160"/>
+        </w:tabs>
+        <w:ind w:left="2160" w:hanging="360"/>
+      </w:pPr>
+    </w:lvl>
+    <w:lvl w:ilvl="3" w:tentative="1">
+      <w:start w:val="1"/>
+      <w:numFmt w:val="decimal"/>
+      <w:lvlText w:val="%4."/>
+      <w:lvlJc w:val="left"/>
+      <w:pPr>
+        <w:tabs>
+          <w:tab w:val="num" w:pos="2880"/>
+        </w:tabs>
+        <w:ind w:left="2880" w:hanging="360"/>
+      </w:pPr>
+    </w:lvl>
+    <w:lvl w:ilvl="4" w:tentative="1">
+      <w:start w:val="1"/>
+      <w:numFmt w:val="decimal"/>
+      <w:lvlText w:val="%5."/>
+      <w:lvlJc w:val="left"/>
+      <w:pPr>
+        <w:tabs>
+          <w:tab w:val="num" w:pos="3600"/>
+        </w:tabs>
+        <w:ind w:left="3600" w:hanging="360"/>
+      </w:pPr>
+    </w:lvl>
+    <w:lvl w:ilvl="5" w:tentative="1">
+      <w:start w:val="1"/>
+      <w:numFmt w:val="decimal"/>
+      <w:lvlText w:val="%6."/>
+      <w:lvlJc w:val="left"/>
+      <w:pPr>
+        <w:tabs>
+          <w:tab w:val="num" w:pos="4320"/>
+        </w:tabs>
+        <w:ind w:left="4320" w:hanging="360"/>
+      </w:pPr>
+    </w:lvl>
+    <w:lvl w:ilvl="6" w:tentative="1">
+      <w:start w:val="1"/>
+      <w:numFmt w:val="decimal"/>
+      <w:lvlText w:val="%7."/>
+      <w:lvlJc w:val="left"/>
+      <w:pPr>
+        <w:tabs>
+          <w:tab w:val="num" w:pos="5040"/>
+        </w:tabs>
+        <w:ind w:left="5040" w:hanging="360"/>
+      </w:pPr>
+    </w:lvl>
+    <w:lvl w:ilvl="7" w:tentative="1">
+      <w:start w:val="1"/>
+      <w:numFmt w:val="decimal"/>
+      <w:lvlText w:val="%8."/>
+      <w:lvlJc w:val="left"/>
+      <w:pPr>
+        <w:tabs>
+          <w:tab w:val="num" w:pos="5760"/>
+        </w:tabs>
+        <w:ind w:left="5760" w:hanging="360"/>
+      </w:pPr>
+    </w:lvl>
+    <w:lvl w:ilvl="8" w:tentative="1">
+      <w:start w:val="1"/>
+      <w:numFmt w:val="decimal"/>
+      <w:lvlText w:val="%9."/>
+      <w:lvlJc w:val="left"/>
+      <w:pPr>
+        <w:tabs>
+          <w:tab w:val="num" w:pos="6480"/>
+        </w:tabs>
+        <w:ind w:left="6480" w:hanging="360"/>
+      </w:pPr>
+    </w:lvl>
+  </w:abstractNum>
+  <w:abstractNum w:abstractNumId="5" w15:restartNumberingAfterBreak="0">
     <w:nsid w:val="470A158A"/>
     <w:multiLevelType w:val="multilevel"/>
     <w:tmpl w:val="FDFC6982"/>
@@ -3287,7 +6556,7 @@
       </w:rPr>
     </w:lvl>
   </w:abstractNum>
-  <w:abstractNum w:abstractNumId="4" w15:restartNumberingAfterBreak="0">
+  <w:abstractNum w:abstractNumId="6" w15:restartNumberingAfterBreak="0">
     <w:nsid w:val="537D1F5F"/>
     <w:multiLevelType w:val="multilevel"/>
     <w:tmpl w:val="7EC6187A"/>
@@ -3436,7 +6705,7 @@
       </w:rPr>
     </w:lvl>
   </w:abstractNum>
-  <w:abstractNum w:abstractNumId="5" w15:restartNumberingAfterBreak="0">
+  <w:abstractNum w:abstractNumId="7" w15:restartNumberingAfterBreak="0">
     <w:nsid w:val="6A2C7411"/>
     <w:multiLevelType w:val="multilevel"/>
     <w:tmpl w:val="1FDA49A0"/>
@@ -3549,7 +6818,7 @@
       </w:pPr>
     </w:lvl>
   </w:abstractNum>
-  <w:abstractNum w:abstractNumId="6" w15:restartNumberingAfterBreak="0">
+  <w:abstractNum w:abstractNumId="8" w15:restartNumberingAfterBreak="0">
     <w:nsid w:val="6F91535F"/>
     <w:multiLevelType w:val="multilevel"/>
     <w:tmpl w:val="7B18C7B6"/>
@@ -3698,7 +6967,7 @@
       </w:rPr>
     </w:lvl>
   </w:abstractNum>
-  <w:abstractNum w:abstractNumId="7" w15:restartNumberingAfterBreak="0">
+  <w:abstractNum w:abstractNumId="9" w15:restartNumberingAfterBreak="0">
     <w:nsid w:val="70071C8F"/>
     <w:multiLevelType w:val="multilevel"/>
     <w:tmpl w:val="B046E394"/>
@@ -3847,35 +7116,41 @@
       </w:rPr>
     </w:lvl>
   </w:abstractNum>
-  <w:num w:numId="1" w16cid:durableId="1925675530">
+  <w:num w:numId="1">
+    <w:abstractNumId w:val="3"/>
+  </w:num>
+  <w:num w:numId="2">
+    <w:abstractNumId w:val="8"/>
+  </w:num>
+  <w:num w:numId="3">
+    <w:abstractNumId w:val="1"/>
+  </w:num>
+  <w:num w:numId="4">
+    <w:abstractNumId w:val="9"/>
+  </w:num>
+  <w:num w:numId="5">
+    <w:abstractNumId w:val="7"/>
+  </w:num>
+  <w:num w:numId="6">
+    <w:abstractNumId w:val="6"/>
+  </w:num>
+  <w:num w:numId="7">
     <w:abstractNumId w:val="2"/>
   </w:num>
-  <w:num w:numId="2" w16cid:durableId="168571260">
-    <w:abstractNumId w:val="6"/>
+  <w:num w:numId="8">
+    <w:abstractNumId w:val="5"/>
   </w:num>
-  <w:num w:numId="3" w16cid:durableId="625432067">
+  <w:num w:numId="9">
     <w:abstractNumId w:val="0"/>
   </w:num>
-  <w:num w:numId="4" w16cid:durableId="714425701">
-    <w:abstractNumId w:val="7"/>
-  </w:num>
-  <w:num w:numId="5" w16cid:durableId="1805808240">
-    <w:abstractNumId w:val="5"/>
-  </w:num>
-  <w:num w:numId="6" w16cid:durableId="537280203">
+  <w:num w:numId="10">
     <w:abstractNumId w:val="4"/>
-  </w:num>
-  <w:num w:numId="7" w16cid:durableId="133917401">
-    <w:abstractNumId w:val="1"/>
-  </w:num>
-  <w:num w:numId="8" w16cid:durableId="343555911">
-    <w:abstractNumId w:val="3"/>
   </w:num>
 </w:numbering>
 </file>
 
 <file path=word/styles.xml><?xml version="1.0" encoding="utf-8"?>
-<w:styles xmlns:mc="http://schemas.openxmlformats.org/markup-compatibility/2006" xmlns:r="http://schemas.openxmlformats.org/officeDocument/2006/relationships" xmlns:w="http://schemas.openxmlformats.org/wordprocessingml/2006/main" xmlns:w14="http://schemas.microsoft.com/office/word/2010/wordml" xmlns:w15="http://schemas.microsoft.com/office/word/2012/wordml" xmlns:w16cex="http://schemas.microsoft.com/office/word/2018/wordml/cex" xmlns:w16cid="http://schemas.microsoft.com/office/word/2016/wordml/cid" xmlns:w16="http://schemas.microsoft.com/office/word/2018/wordml" xmlns:w16sdtdh="http://schemas.microsoft.com/office/word/2020/wordml/sdtdatahash" xmlns:w16sdtfl="http://schemas.microsoft.com/office/word/2024/wordml/sdtformatlock" xmlns:w16se="http://schemas.microsoft.com/office/word/2015/wordml/symex" xmlns:w16du="http://schemas.microsoft.com/office/word/2023/wordml/word16du" mc:Ignorable="w14 w15 w16se w16cid w16 w16cex w16sdtdh w16sdtfl w16du">
+<w:styles xmlns:mc="http://schemas.openxmlformats.org/markup-compatibility/2006" xmlns:r="http://schemas.openxmlformats.org/officeDocument/2006/relationships" xmlns:w="http://schemas.openxmlformats.org/wordprocessingml/2006/main" xmlns:w14="http://schemas.microsoft.com/office/word/2010/wordml" xmlns:w15="http://schemas.microsoft.com/office/word/2012/wordml" xmlns:w16cex="http://schemas.microsoft.com/office/word/2018/wordml/cex" xmlns:w16cid="http://schemas.microsoft.com/office/word/2016/wordml/cid" xmlns:w16="http://schemas.microsoft.com/office/word/2018/wordml" xmlns:w16sdtdh="http://schemas.microsoft.com/office/word/2020/wordml/sdtdatahash" xmlns:w16se="http://schemas.microsoft.com/office/word/2015/wordml/symex" mc:Ignorable="w14 w15 w16se w16cid w16 w16cex w16sdtdh">
   <w:docDefaults>
     <w:rPrDefault>
       <w:rPr>
@@ -4790,7 +8065,7 @@
     <w:basedOn w:val="Fuentedeprrafopredeter"/>
     <w:rsid w:val="003567EF"/>
   </w:style>
-  <w:style w:type="character" w:styleId="Fuerte">
+  <w:style w:type="character" w:styleId="Textoennegrita">
     <w:name w:val="Strong"/>
     <w:basedOn w:val="Fuentedeprrafopredeter"/>
     <w:uiPriority w:val="22"/>
@@ -4824,6 +8099,53 @@
       <w:i/>
       <w:iCs/>
       <w:color w:val="404040" w:themeColor="text1" w:themeTint="BF"/>
+    </w:rPr>
+  </w:style>
+  <w:style w:type="character" w:customStyle="1" w:styleId="context-scope-mention">
+    <w:name w:val="context-scope-mention"/>
+    <w:basedOn w:val="Fuentedeprrafopredeter"/>
+    <w:rsid w:val="009E7BBE"/>
+  </w:style>
+  <w:style w:type="character" w:styleId="nfasis">
+    <w:name w:val="Emphasis"/>
+    <w:basedOn w:val="Fuentedeprrafopredeter"/>
+    <w:uiPriority w:val="20"/>
+    <w:qFormat/>
+    <w:rsid w:val="009E7BBE"/>
+    <w:rPr>
+      <w:i/>
+      <w:iCs/>
+    </w:rPr>
+  </w:style>
+  <w:style w:type="paragraph" w:customStyle="1" w:styleId="markdown-alert-title">
+    <w:name w:val="markdown-alert-title"/>
+    <w:basedOn w:val="Normal"/>
+    <w:rsid w:val="009E7BBE"/>
+    <w:pPr>
+      <w:spacing w:before="100" w:beforeAutospacing="1" w:after="100" w:afterAutospacing="1" w:line="240" w:lineRule="auto"/>
+    </w:pPr>
+    <w:rPr>
+      <w:rFonts w:ascii="Times New Roman" w:eastAsia="Times New Roman" w:hAnsi="Times New Roman" w:cs="Times New Roman"/>
+      <w:kern w:val="0"/>
+      <w:lang w:eastAsia="es-CO"/>
+      <w14:ligatures w14:val="none"/>
+    </w:rPr>
+  </w:style>
+  <w:style w:type="paragraph" w:styleId="NormalWeb">
+    <w:name w:val="Normal (Web)"/>
+    <w:basedOn w:val="Normal"/>
+    <w:uiPriority w:val="99"/>
+    <w:semiHidden/>
+    <w:unhideWhenUsed/>
+    <w:rsid w:val="009E7BBE"/>
+    <w:pPr>
+      <w:spacing w:before="100" w:beforeAutospacing="1" w:after="100" w:afterAutospacing="1" w:line="240" w:lineRule="auto"/>
+    </w:pPr>
+    <w:rPr>
+      <w:rFonts w:ascii="Times New Roman" w:eastAsia="Times New Roman" w:hAnsi="Times New Roman" w:cs="Times New Roman"/>
+      <w:kern w:val="0"/>
+      <w:lang w:eastAsia="es-CO"/>
+      <w14:ligatures w14:val="none"/>
     </w:rPr>
   </w:style>
 </w:styles>
